--- a/thesis/Diplomatiki.docx
+++ b/thesis/Diplomatiki.docx
@@ -2,6 +2,45 @@
 <file path=word/document.xml><?xml version="1.0" encoding="utf-8"?>
 <w:document xmlns:wpc="http://schemas.microsoft.com/office/word/2010/wordprocessingCanvas" xmlns:mo="http://schemas.microsoft.com/office/mac/office/2008/main" xmlns:mc="http://schemas.openxmlformats.org/markup-compatibility/2006" xmlns:mv="urn:schemas-microsoft-com:mac:vml" xmlns:o="urn:schemas-microsoft-com:office:office" xmlns:r="http://schemas.openxmlformats.org/officeDocument/2006/relationships" xmlns:m="http://schemas.openxmlformats.org/officeDocument/2006/math" xmlns:v="urn:schemas-microsoft-com:vml" xmlns:wp14="http://schemas.microsoft.com/office/word/2010/wordprocessingDrawing" xmlns:wp="http://schemas.openxmlformats.org/drawingml/2006/wordprocessingDrawing" xmlns:w10="urn:schemas-microsoft-com:office:word" xmlns:w="http://schemas.openxmlformats.org/wordprocessingml/2006/main" xmlns:w14="http://schemas.microsoft.com/office/word/2010/wordml" xmlns:wpg="http://schemas.microsoft.com/office/word/2010/wordprocessingGroup" xmlns:wpi="http://schemas.microsoft.com/office/word/2010/wordprocessingInk" xmlns:wne="http://schemas.microsoft.com/office/word/2006/wordml" xmlns:wps="http://schemas.microsoft.com/office/word/2010/wordprocessingShape" mc:Ignorable="w14 wp14">
   <w:body>
+    <w:p>
+      <w:pPr>
+        <w:jc w:val="center"/>
+      </w:pPr>
+      <w:r>
+        <w:drawing>
+          <wp:inline xmlns:a="http://schemas.openxmlformats.org/drawingml/2006/main" xmlns:pic="http://schemas.openxmlformats.org/drawingml/2006/picture">
+            <wp:extent cx="5303520" cy="5303520"/>
+            <wp:docPr id="1" name="Picture 1"/>
+            <wp:cNvGraphicFramePr>
+              <a:graphicFrameLocks noChangeAspect="1"/>
+            </wp:cNvGraphicFramePr>
+            <a:graphic>
+              <a:graphicData uri="http://schemas.openxmlformats.org/drawingml/2006/picture">
+                <pic:pic>
+                  <pic:nvPicPr>
+                    <pic:cNvPr id="0" name="pyrforos.png"/>
+                    <pic:cNvPicPr/>
+                  </pic:nvPicPr>
+                  <pic:blipFill>
+                    <a:blip r:embed="rId9"/>
+                    <a:stretch>
+                      <a:fillRect/>
+                    </a:stretch>
+                  </pic:blipFill>
+                  <pic:spPr>
+                    <a:xfrm>
+                      <a:off x="0" y="0"/>
+                      <a:ext cx="5303520" cy="5303520"/>
+                    </a:xfrm>
+                    <a:prstGeom prst="rect"/>
+                  </pic:spPr>
+                </pic:pic>
+              </a:graphicData>
+            </a:graphic>
+          </wp:inline>
+        </w:drawing>
+      </w:r>
+    </w:p>
     <w:p>
       <w:r>
         <w:t>ΕΘΝΙΚΟ</w:t>
@@ -67,6 +106,45 @@
       </w:r>
     </w:p>
     <w:p>
+      <w:pPr>
+        <w:jc w:val="center"/>
+      </w:pPr>
+      <w:r>
+        <w:drawing>
+          <wp:inline xmlns:a="http://schemas.openxmlformats.org/drawingml/2006/main" xmlns:pic="http://schemas.openxmlformats.org/drawingml/2006/picture">
+            <wp:extent cx="5303520" cy="5303520"/>
+            <wp:docPr id="2" name="Picture 2"/>
+            <wp:cNvGraphicFramePr>
+              <a:graphicFrameLocks noChangeAspect="1"/>
+            </wp:cNvGraphicFramePr>
+            <a:graphic>
+              <a:graphicData uri="http://schemas.openxmlformats.org/drawingml/2006/picture">
+                <pic:pic>
+                  <pic:nvPicPr>
+                    <pic:cNvPr id="0" name="pyrforos.png"/>
+                    <pic:cNvPicPr/>
+                  </pic:nvPicPr>
+                  <pic:blipFill>
+                    <a:blip r:embed="rId9"/>
+                    <a:stretch>
+                      <a:fillRect/>
+                    </a:stretch>
+                  </pic:blipFill>
+                  <pic:spPr>
+                    <a:xfrm>
+                      <a:off x="0" y="0"/>
+                      <a:ext cx="5303520" cy="5303520"/>
+                    </a:xfrm>
+                    <a:prstGeom prst="rect"/>
+                  </pic:spPr>
+                </pic:pic>
+              </a:graphicData>
+            </a:graphic>
+          </wp:inline>
+        </w:drawing>
+      </w:r>
+    </w:p>
+    <w:p>
       <w:r>
         <w:t>ΕΘΝΙΚΟ</w:t>
         <w:br/>
@@ -122,47 +200,47 @@
     </w:p>
     <w:p>
       <w:r>
-        <w:t>Εγκρίθηκε από την τριμελή εξεταστική επιτροπή την –εισάγετε ημερομηνία–.</w:t>
-      </w:r>
-    </w:p>
-    <w:p>
-      <w:r>
-        <w:t>–Εισάγετε ονοματεπώνυμο–</w:t>
-      </w:r>
-    </w:p>
-    <w:p>
-      <w:r>
-        <w:t>–Εισάγετε τίτλο–</w:t>
-      </w:r>
-    </w:p>
-    <w:p>
-      <w:r>
-        <w:t>–Εισάγετε ονοματεπώνυμο–</w:t>
-      </w:r>
-    </w:p>
-    <w:p>
-      <w:r>
-        <w:t>–Εισάγετε τίτλο–</w:t>
-      </w:r>
-    </w:p>
-    <w:p>
-      <w:r>
-        <w:t>–Εισάγετε ονοματεπώνυμο–</w:t>
-      </w:r>
-    </w:p>
-    <w:p>
-      <w:r>
-        <w:t>–Εισάγετε τίτλο–</w:t>
-      </w:r>
-    </w:p>
-    <w:p>
-      <w:r>
-        <w:t>(Εισάγετε όνομα, αρχικό πατρώνυμου και επίθετο συγγραφέα)</w:t>
-      </w:r>
-    </w:p>
-    <w:p>
-      <w:r>
-        <w:t>(Εισάγετε τον απονεμηθέντα τίτλο στο συγγραφέα)</w:t>
+        <w:t>Εγκρίθηκε από την τριμελή εξεταστική επιτροπή την 11η Ιουνίου 2026.</w:t>
+      </w:r>
+    </w:p>
+    <w:p>
+      <w:r>
+        <w:t>Παναγιώτης Δ. Τσανάκας</w:t>
+      </w:r>
+    </w:p>
+    <w:p>
+      <w:r>
+        <w:t>Καθηγητής</w:t>
+      </w:r>
+    </w:p>
+    <w:p>
+      <w:r>
+        <w:t>Γεώργιος Ματσόπουλος</w:t>
+      </w:r>
+    </w:p>
+    <w:p>
+      <w:r>
+        <w:t>Καθηγητής</w:t>
+      </w:r>
+    </w:p>
+    <w:p>
+      <w:r>
+        <w:t>Ανδρέας Σταφυλοπάτης</w:t>
+      </w:r>
+    </w:p>
+    <w:p>
+      <w:r>
+        <w:t>Ομ. Καθηγητής</w:t>
+      </w:r>
+    </w:p>
+    <w:p>
+      <w:r>
+        <w:t>Σπυρίδων Π. Λούβης</w:t>
+      </w:r>
+    </w:p>
+    <w:p>
+      <w:r>
+        <w:t>Ηλεκτρολόγος Μηχανικός</w:t>
       </w:r>
     </w:p>
     <w:p>
@@ -252,7 +330,7 @@
     </w:p>
     <w:p>
       <w:r>
-        <w:t>[Εισάγετε εδώ τις ευχαριστίες προς τον επιβλέποντα, τη σχολή και όσους συνέβαλαν.]</w:t>
+        <w:t>Ευχαριστώ από καρδιάς τον καθηγητή Π. Τσανάκα για την υπομονή του και τις παροτρύνσεις του, γιατί με βοήθησε όχι μόνο να κλείσω ένα κεφάλαιο αλλά να χτίσω και μία καριέρα.</w:t>
       </w:r>
     </w:p>
     <w:p>
@@ -655,6 +733,28 @@
     <w:p>
       <w:r>
         <w:t>Σε αντίθεση με το call, εδώ το μέγιστο κέρδος της θέσης long put είναι πεπερασμένο και ισούται με K - P_0 e^rT (αντιστοιχεί στη μηδενική τιμή του υποκείμενου), ενώ η ζημία περιορίζεται στο ασφάλιστρο. Συμμετρικά, η θέση short put έχει μέγιστη ζημία την περίπτωση πτώχευσης του υποκείμενου και χρησιμοποιείται συχνά ως εργαλείο εισόδου σε θέση επί του υποκείμενου σε ελκυστική τιμή.</w:t>
+      </w:r>
+    </w:p>
+    <w:p>
+      <w:pPr>
+        <w:jc w:val="center"/>
+      </w:pPr>
+      <w:r>
+        <w:rPr>
+          <w:b/>
+        </w:rPr>
+        <w:t>[Σχήμα TikZ/pgfplots — διαθέσιμο μόνο στην έκδοση PDF]</w:t>
+      </w:r>
+    </w:p>
+    <w:p>
+      <w:pPr>
+        <w:jc w:val="center"/>
+      </w:pPr>
+      <w:r>
+        <w:rPr>
+          <w:i/>
+        </w:rPr>
+        <w:t>Εικόνα: Διαγράμματα πληρωμής τη λήξη T για τα τέσσερα στοιχειώδη Ευρωπαϊκά δικαιώματα προαίρεσης (long/short call και long/short put) με κοινή τιμή εξάσκησης K = 50. Η συνεχής γραμμή απεικονίζει την πληρωμή ως συνάρτηση της τερματικής τιμής S(T) του υποκείμενου, ενώ η διακεκομμένη κατακόρυφη γραμμή σημειώνει την τιμή εξάσκησης.</w:t>
       </w:r>
     </w:p>
     <w:p>
@@ -979,7 +1079,7 @@
     </w:p>
     <w:p>
       <w:r>
-        <w:t>Η απόδειξη στηρίζεται στη σύγκριση δύο χαρτοφυλακίων: του χαρτοφυλακίου A, που αποτελείται από ένα long call και μετρητά K e^-rT τοποθετημένα στο ακίνδυνο επιτόκιο, και του χαρτοφυλακίου B, που αποτελείται από ένα long put και μία μονάδα του υποκείμενου. Τη λήξη, και τα δύο χαρτοφυλάκια έχουν αξία (S_T, K) ανεξάρτητα από τη ρεαλιζόμενη τιμή του υποκείμενου. Λόγω της απουσίας αρμπιτράζ, οι αρχικές αξίες τους πρέπει επίσης να συμπίπτουν, οπότε C + K e^-rT = P + S_0 που είναι η ζητούμενη σχέση. Η ισοτιμία αυτή χρησιμοποιείται στην πράξη τόσο ως κανόνας ελέγχου συνέπειας των τιμών της αγοράς όσο και ως μηχανισμός παραγωγής της τιμής ενός put από εκείνη του αντίστοιχου call (ή το αντίστροφο), αποφεύγοντας έτσι την εκ νέου εκτέλεση μιας προσομοίωσης Monte Carlo.</w:t>
+        <w:t>Η απόδειξη στηρίζεται στη σύγκριση δύο χαρτοφυλακίων: του χαρτοφυλακίου A, που αποτελείται από ένα long call και μετρητά K e^-rT τοποθετημένα στο ακίνδυνο επιτόκιο, και του χαρτοφυλακίου B, που αποτελείται από ένα long put και μία μονάδα του υποκείμενου. Στη λήξη, και τα δύο χαρτοφυλάκια έχουν αξία (S_T, K) ανεξάρτητα από την πραγματική τιμή του υποκείμενου τίτλου. Λόγω της απουσίας αρμπιτράζ, οι αρχικές αξίες τους πρέπει επίσης να συμπίπτουν, οπότε C + K e^-rT = P + S_0 που είναι η ζητούμενη σχέση. Η ισοτιμία αυτή χρησιμοποιείται στην πράξη τόσο ως κανόνας ελέγχου συνέπειας των τιμών της αγοράς όσο και ως μηχανισμός παραγωγής της τιμής ενός put από εκείνη του αντίστοιχου call (ή το αντίστροφο), αποφεύγοντας έτσι την εκ νέου εκτέλεση μιας προσομοίωσης Monte Carlo.</w:t>
       </w:r>
     </w:p>
     <w:p>
@@ -1177,6 +1277,28 @@
     </w:p>
     <w:p>
       <w:pPr>
+        <w:jc w:val="center"/>
+      </w:pPr>
+      <w:r>
+        <w:rPr>
+          <w:b/>
+        </w:rPr>
+        <w:t>[Σχήμα TikZ/pgfplots — διαθέσιμο μόνο στην έκδοση PDF]</w:t>
+      </w:r>
+    </w:p>
+    <w:p>
+      <w:pPr>
+        <w:jc w:val="center"/>
+      </w:pPr>
+      <w:r>
+        <w:rPr>
+          <w:i/>
+        </w:rPr>
+        <w:t>Εικόνα: Διαγράμματα πληρωμής τη λήξη T για τις έξι κλασσικές στρατηγικές δικαιωμάτων προαίρεσης που παρουσιάστηκαν στην ενότητα. Η συνεχής μαύρη γραμμή απεικονίζει τη συνολική πληρωμή ως συνάρτηση της τερματικής τιμής S(T) του υποκείμενου, ενώ οι διακεκομμένες/στικτές γραμμές αναλύουν τη θέση στα επιμέρους συστατικά της (long/short stock, long/short call ή put).</w:t>
+      </w:r>
+    </w:p>
+    <w:p>
+      <w:pPr>
         <w:pStyle w:val="Heading1"/>
       </w:pPr>
       <w:r>
@@ -1233,12 +1355,12 @@
     </w:p>
     <w:p>
       <w:r>
-        <w:t>Η υπόθεση αυτή είναι σε στενή αντιστοιχία με την υπόθεση της αποδοτικής αγοράς (efficient market hypothesis), σύμφωνα με την οποία όλη η διαθέσιμη πληροφορία είναι ήδη ενσωματωμένη στην τρέχουσα τιμή — αν δεν ήταν, η διαφορά θα συνιστούσε εκμεταλλεύσιμη ευκαιρία αρμπιτράζ μέσω της οποίας θα προκαλούνταν άμεση εξισορρόπηση.</w:t>
-      </w:r>
-    </w:p>
-    <w:p>
-      <w:r>
-        <w:t>Θεμέλιος λίθος όλων των στοχαστικών μοντέλων που χρησιμοποιούνται στη συνέχεια είναι η κίνηση Brown ή διαδικασία Wiener {W_t}_t 0, που ορίζεται από τις ιδιότητες: W_0 = 0, οι αυξήσεις W_t+s - W_t είναι ανεξάρτητες των {W_u}_u t, ακολουθούν κανονική κατανομή (0, s), και οι ρεαλιζόμενες διαδρομές είναι σχεδόν παντού συνεχείς. Σε διαφορική μορφή γράφεται dW_t = , όπου (0, 1). Η γενικευμένη διαδικασία Wiener επιτρέπει την επαλληλία ενός σταθερού όρου παρασύρσεως (drift) και ενός όρου διακύμανσης:</w:t>
+        <w:t>Η υπόθεση αυτή είναι σε στενή αντιστοιχία με την υπόθεση της αποδοτικής αγοράς (efficient market hypothesis), σύμφωνα με την οποία όλη η διαθέσιμη πληροφορία είναι ήδη ενσωματωμένη στην τρέχουσα τιμή - αν δεν ήταν, η διαφορά θα συνιστούσε εκμεταλλεύσιμη ευκαιρία αρμπιτράζ μέσω της οποίας θα προκαλούνταν άμεση εξισορρόπηση.</w:t>
+      </w:r>
+    </w:p>
+    <w:p>
+      <w:r>
+        <w:t>Θεμέλιος λίθος όλων των στοχαστικών μοντέλων που χρησιμοποιούνται στη συνέχεια είναι η κίνηση Brown ή διαδικασία Wiener {W_t}_t 0, που ορίζεται από τις ιδιότητες: W_0 = 0, οι αυξήσεις W_t+s - W_t είναι ανεξάρτητες των {W_u}_u t, ακολουθούν κανονική κατανομή (0, s), και οι πραγματοποιημένες διαδρομές είναι σχεδόν παντού συνεχείς. Σε διαφορική μορφή γράφεται dW_t = , όπου (0, 1). Η γενικευμένη διαδικασία Wiener επιτρέπει την επαλληλία ενός σταθερού όρου παρασύρσεως (drift) και ενός όρου διακύμανσης:</w:t>
       </w:r>
     </w:p>
     <w:p>
@@ -1387,7 +1509,7 @@
     </w:p>
     <w:p>
       <w:r>
-        <w:t>που είναι ακριβής (όχι απλώς πρώτης τάξης) διακριτοποίηση χάρη στην κλειστή λύση του GBM. Στο τέλος του μονοπατιού υπολογίζεται το payoff Π^(i) = (S_T^(i) - K, 0) ή (K - S_T^(i), 0) κατά περίπτωση, και ο δειγματικός μέσος εξάγει την εκτίμηση της δίκαιης τιμής. Η ανάλυση σύγκλισης του Κεφαλαίου 9 (Εικόνα ) επιβεβαιώνει εμπειρικά την O(N^-1/2) συμπεριφορά: το σφάλμα σταθεροποιείται γύρω από τα N = 5 10^5 μονοπάτια και η μεταβολή μεταξύ 5 10^6 και 10^7 μονοπατιών είναι μικρότερη από 0,05%.</w:t>
+        <w:t>που είναι ακριβής (όχι απλώς πρώτης τάξης) διακριτοποίηση χάρη στην κλειστή λύση του GBM. Στο τέλος του μονοπατιού υπολογίζεται το payoff Π^(i) = (S_T^(i) - K, 0) ή (K - S_T^(i), 0) κατά περίπτωση, και ο δειγματικός μέσος εξάγει την εκτίμηση της δίκαιης τιμής. Η ανάλυση σύγκλισης του Κεφαλαίου 9 (ενότητα ) επιβεβαιώνει εμπειρικά την O(N^-1/2) συμπεριφορά: το σφάλμα σταθεροποιείται γύρω από τα N = 5 10^5 μονοπάτια και η μεταβολή μεταξύ 5 10^6 και 10^7 μονοπατιών είναι μικρότερη από 0,05%.</w:t>
       </w:r>
     </w:p>
     <w:p>
@@ -1593,7 +1715,7 @@
     </w:p>
     <w:p>
       <w:r>
-        <w:t>Η εξίσωση αυτή είναι παραβολική μερική διαφορική εξίσωση δεύτερης τάξης, αντιστρέψιμη με κατάλληλη αλλαγή μεταβλητής στην κλασική εξίσωση θερμότητας. Είναι γραμμική, και για να καθοριστεί μονοσήμαντα η λύση χρειάζεται ένα συνοριακό-τερματικό πρόβλημα: για το Ευρωπαϊκό call χρησιμοποιείται η τερματική συνθήκη V(S, T) = (S - K)^+, ενώ για το Ευρωπαϊκό put η V(S, T) = (K - S)^+. Αξιοσημείωτο είναι ότι η παράμετρος μ (η πραγματική αναμενόμενη απόδοση του υποκείμενου) δεν εμφανίζεται στην εξίσωση: η δίκαιη τιμή του δικαιώματος εξαρτάται αποκλειστικά από τη μεταβλητότητα σ, το ακίνδυνο επιτόκιο r και τα χαρακτηριστικά K και T του ίδιου του δικαιώματος. Αυτό συνδέεται άμεσα με την έννοια του ουδέτερου ως προς κίνδυνο μέτρου ( 3.3): η ίδια τιμή προκύπτει είτε ως λύση της παραπάνω Δ.Ε. είτε ως προεξοφλημένη προσδοκία V_0 = e^-rT^[Π(S_T)], αρκεί η δειγματοληψία να γίνει υπό το μέτρο που αντικαθιστά το μ από το r — μια ισοδυναμία που αποδεικνύεται αυστηρά μέσω του θεωρήματος Girsanov.</w:t>
+        <w:t>Η εξίσωση αυτή είναι παραβολική μερική διαφορική εξίσωση δεύτερης τάξης, αντιστρέψιμη με κατάλληλη αλλαγή μεταβλητής στην κλασική εξίσωση θερμότητας. Είναι γραμμική, και για να καθοριστεί μονοσήμαντα η λύση χρειάζεται ένα συνοριακό-τερματικό πρόβλημα: για το Ευρωπαϊκό call χρησιμοποιείται η τερματική συνθήκη V(S, T) = (S - K)^+, ενώ για το Ευρωπαϊκό put η V(S, T) = (K - S)^+. Αξιοσημείωτο είναι ότι η παράμετρος μ (η πραγματική αναμενόμενη απόδοση του υποκείμενου) δεν εμφανίζεται στην εξίσωση: η δίκαιη τιμή του δικαιώματος εξαρτάται αποκλειστικά από τη μεταβλητότητα σ, το ακίνδυνο επιτόκιο r και τα χαρακτηριστικά K και T του ίδιου του δικαιώματος.</w:t>
       </w:r>
     </w:p>
     <w:p>
@@ -1688,7 +1810,7 @@
     </w:p>
     <w:p>
       <w:r>
-        <w:t>Οι κυριότερες αδυναμίες ομαδοποιούνται σε τρεις κατηγορίες. Πρώτη κατηγορία είναι οι παραβιάσεις των οικονομικών υποθέσεων: η αγορά δεν είναι πλήρως αποδοτική ( 4.2), ενώ η συμπεριφορά των επενδυτών παρεκκλίνει από το ορθολογικό πρότυπο των κλασσικών υποδειγμάτων ( 4.5). Δεύτερη είναι οι παραβιάσεις των στοχαστικών υποθέσεων: η μεταβλητότητα δεν είναι σταθερή ( 4.3), παρατηρούνται τάσεις και συσχετίσεις στις αποδόσεις ( 4.4) και η τιμή του υποκείμενου εμφανίζει άλματα ( 4.6). Τρίτη και ίσως η εμπειρικά πιο ευδιάκριτη είναι η παραβίαση της κανονικής κατανομής των αποδόσεων: η εμπειρική κατανομή είναι λεπτόκυρτη και έχει βαρύτερες ουρές από εκείνες που προβλέπει η κίνηση Brown ( 4.7). Η συνολική επίδραση αυτών των αδυναμιών είναι ότι το μοντέλο BSM, παρά την κομψότητά του, παράγει συστηματικά λανθασμένες τιμές δικαιωμάτων, ιδιαίτερα για OTM puts και για περιόδους αυξημένης αγοράς αναταραχής.</w:t>
+        <w:t>Οι κυριότερες αδυναμίες ομαδοποιούνται σε τρεις κατηγορίες. Πρώτη κατηγορία είναι οι παραβιάσεις των οικονομικών υποθέσεων: η αγορά δεν είναι πλήρως αποδοτική ( 4.2), ενώ η συμπεριφορά των επενδυτών παρεκκλίνει από το ορθολογικό πρότυπο των κλασσικών υποδειγμάτων ( 4.5). Δεύτερη είναι οι παραβιάσεις των στοχαστικών υποθέσεων: η μεταβλητότητα δεν είναι σταθερή ( 4.3), παρατηρούνται τάσεις και συσχετίσεις στις αποδόσεις ( 4.4) και η τιμή του υποκείμενου εμφανίζει άλματα ( 4.6). Τρίτη και ίσως η εμπειρικά πιο ευδιάκριτη είναι η παραβίαση της κανονικής κατανομής των αποδόσεων: η εμπειρική κατανομή είναι λεπτόκυρτη και έχει βαρύτερες ουρές από εκείνες που προβλέπει η κίνηση Brown ( 4.7). Η συνολική επίδραση αυτών των αδυναμιών είναι ότι το μοντέλο BSM, παρά την κομψότητά του, παράγει συστηματικά λανθασμένες τιμές δικαιωμάτων, ιδιαίτερα για OTM puts και για περιόδους αυξημένης αναταραχής στην αγορά.</w:t>
       </w:r>
     </w:p>
     <w:p>
@@ -1719,7 +1841,7 @@
     </w:p>
     <w:p>
       <w:r>
-        <w:t>Η υπόθεση ότι η μεταβλητότητα σ είναι σταθερή είναι ίσως η εμπειρικά πιο ευδιάκριτα παραβιαζόμενη υπόθεση του μοντέλου. Δύο διαφορετικά είδη παραβίασης παρατηρούνται. Πρώτον, η διαχρονική μεταβλητότητα της μεταβλητότητας: ήρεμες περιόδους με χαμηλή ημερήσια διακύμανση διαδέχονται έντονες περιόδους με δεκαπλάσιες τιμές διακύμανσης (φαινόμενο γνωστό ως volatility clustering, Mandelbrot 1963). Η πτώση της Lehman Brothers τον Σεπτέμβριο 2008 ή η πανδημική αναταραχή του Μαρτίου 2020 αποτελούν χαρακτηριστικά παραδείγματα όπου η ετησιοποιημένη μεταβλητότητα του δείκτη S&amp;P 500 πέρασε από επίπεδα 10–15% σε επίπεδα 80–100% μέσα σε λίγες ημέρες, διαφορά κατά μία τάξη μεγέθους που καθιστά οποιαδήποτε τιμή δικαιώματος βασισμένη στην ιστορική σ άμεσα παρωχημένη.</w:t>
+        <w:t>Η υπόθεση ότι η μεταβλητότητα σ είναι σταθερή είναι ίσως η εμπειρικά πιο ευδιάκριτα παραβιαζόμενη υπόθεση του μοντέλου. Δύο διαφορετικά είδη παραβίασης παρατηρούνται. Πρώτον, η διαχρονική μεταβλητότητα της μεταβλητότητας: ήρεμες περιόδοι με χαμηλή ημερήσια διακύμανση διαδέχονται έντονες περιόδους με δεκαπλάσιες τιμές διακύμανσης (φαινόμενο γνωστό ως volatility clustering, Mandelbrot 1963). Η πτώση της Lehman Brothers τον Σεπτέμβριο 2008 ή η πανδημική αναταραχή του Μαρτίου 2020 αποτελούν χαρακτηριστικά παραδείγματα όπου η ετησιοποιημένη μεταβλητότητα του δείκτη S&amp;P 500 πέρασε από επίπεδα 10–15% σε επίπεδα 80–100% μέσα σε λίγες ημέρες, διαφορά κατά μία τάξη μεγέθους που καθιστά οποιαδήποτε τιμή δικαιώματος βασισμένη στην ιστορική σ άμεσα παρωχημένη.</w:t>
       </w:r>
     </w:p>
     <w:p>
@@ -1791,7 +1913,7 @@
     </w:p>
     <w:p>
       <w:r>
-        <w:t>Η αδυναμία που συνοψίζει όλες τις προηγούμενες είναι η εμπειρική απόρριψη της κανονικής κατανομής των ημερήσιων αποδόσεων. Η κίνηση Brown επιβάλλει αυστηρά το (S_t+ t/S_t) (, σ^2 t), με κύρτωση ίση με 3. Στις πραγματικές χρηματιστηριακές σειρές αποδόσεων η εμπειρική κύρτωση είναι σταθερά μεγαλύτερη: για τον δείκτη S&amp;P 500 από το 1927 (που είναι και το ίδιο σύνολο δεδομένων που χρησιμοποιείται στο παρόν έργο, πίνακας default.yfinance_historical_data) η εκτιμώμενη ημερήσια κύρτωση ξεπερνά συστηματικά το 20, μια διαφορά μεγέθους που σημαίνει πως η κανονική κατανομή υπεκτιμά τις πιθανότητες ακραίων εκβάσεων κατά αρκετές τάξεις μεγέθους.</w:t>
+        <w:t>Η αδυναμία που συνοψίζει όλες τις προηγούμενες είναι η εμπειρική απόρριψη της κανονικής κατανομής των ημερήσιων αποδόσεων. Η κίνηση Brown επιβάλλει αυστηρά το (S_t+ t/S_t) (, σ^2 t), με κύρτωση ίση με 3. Στις πραγματικές χρηματιστηριακές σειρές αποδόσεων η εμπειρική κύρτωση είναι σταθερά μεγαλύτερη: για τον δείκτη S&amp;P 500 από το 1927 (που είναι και το ίδιο σύνολο δεδομένων που χρησιμοποιείται στο παρόν έργο, πίνακας default.yfinance_historical_data) η εκτιμώμενη ημερήσια κύρτωση ξεπερνά συστηματικά το 20, μια διαφορά μεγέθους που σημαίνει πως η κανονική κατανομή υποεκτιμά τις πιθανότητες ακραίων εκβάσεων κατά αρκετές τάξεις μεγέθους.</w:t>
       </w:r>
     </w:p>
     <w:p>
@@ -1817,7 +1939,7 @@
     </w:p>
     <w:p>
       <w:r>
-        <w:t>Το παρόν κεφάλαιο συγκεντρώνει την επιλεγμένη διεθνή βιβλιογραφία που πλαισιώνει τα τρία τεχνικά σκέλη της διπλωματικής: (i) τις επεκτάσεις του μοντέλου Black–Scholes–Merton και την προσομοίωση Monte Carlo για την τιμολόγηση δικαιωμάτων, (ii) τη χρήση κατανεμημένων και παράλληλων υπολογιστικών αρχιτεκτονικών στη χρηματοοικονομική, και (iii) τα στατιστικά και μηχανικής μάθησης εργαλεία υποστήριξης που εμφανίζονται στις γειτονικές περιοχές της ανάλυσης χρονοσειρών μετοχών και της διαχείρισης χαρτοφυλακίων. Στόχος δεν είναι μια εξαντλητική επισκόπηση των τριών αυτών πεδίων, αλλά η τεκμηρίωση των επιλογών μοντελοποίησης και αρχιτεκτονικής που γίνονται στα επόμενα κεφάλαια, σε αντιπαραβολή με ώριμες ή χαρακτηριστικές μελέτες της διεθνούς βιβλιογραφίας.</w:t>
+        <w:t>Το παρόν κεφάλαιο συγκεντρώνει την επιλεγμένη διεθνή βιβλιογραφία που πλαισιώνει τα τρία τεχνικά σκέλη της διπλωματικής: (i) τις επεκτάσεις του μοντέλου Black–Scholes–Merton και την προσομοίωση Monte Carlo για την τιμολόγηση δικαιωμάτων, (ii) τη χρήση κατανεμημένων και παράλληλων υπολογιστικών αρχιτεκτονικών στη χρηματοοικονομική, και (iii) τα στατιστικά και mahine learning εργαλεία υποστήριξης που εμφανίζονται στις γειτονικές περιοχές της ανάλυσης χρονοσειρών μετοχών και της διαχείρισης χαρτοφυλακίων. Στόχος δεν είναι μια εξαντλητική επισκόπηση των τριών αυτών πεδίων, αλλά η τεκμηρίωση των επιλογών μοντελοποίησης και αρχιτεκτονικής που γίνονται στα επόμενα κεφάλαια, σε αντιπαραβολή με ώριμες ή χαρακτηριστικές μελέτες της διεθνούς βιβλιογραφίας.</w:t>
       </w:r>
     </w:p>
     <w:p>
@@ -1840,7 +1962,7 @@
     </w:p>
     <w:p>
       <w:r>
-        <w:t>Ο Bates (2000) προχωρά ένα βήμα παραπέρα: συγκρίνει το καθαρό μοντέλο στοχαστικής μεταβλητότητας με μια επέκτασή του που περιλαμβάνει διαδικασία αλμάτων Poisson στις αποδόσεις, στο πνεύμα του Merton (1976). Πάνω σε δείγμα δικαιωμάτων S&amp;P 500 futures της περιόδου 1988–1993, καταδεικνύει ότι το μοντέλο SV από μόνο του απαιτεί μη ρεαλιστικά υψηλές τιμές της μεταβλητότητας της μεταβλητότητας για να αναπαραγάγει την παρατηρούμενη ασυμμετρία, ενώ η προσθήκη αλμάτων αποκαθιστά εύλογες παραμέτρους με κόστος μια συχνότητα μεγάλων πτώσεων που τελικά δεν επιβεβαιώθηκε ex post — ενδείκνυον ενός ``peso problem'' και ενός μόνιμου crash premium μετά το 1987.</w:t>
+        <w:t>Ο Bates (2000) προχωρά ένα βήμα παραπέρα: συγκρίνει το καθαρό μοντέλο στοχαστικής μεταβλητότητας με μια επέκτασή του που περιλαμβάνει διαδικασία αλμάτων Poisson στις αποδόσεις, στο πνεύμα του Merton (1976). Πάνω σε δείγμα δικαιωμάτων S&amp;P 500 futures της περιόδου 1988–1993, καταδεικνύει ότι το μοντέλο SV από μόνο του απαιτεί μη ρεαλιστικά υψηλές τιμές της μεταβλητότητας για να αναπαραγάγει την παρατηρούμενη ασυμμετρία, ενώ η προσθήκη αλμάτων αποκαθιστά εύλογες παραμέτρους με κόστος μια συχνότητα μεγάλων πτώσεων που τελικά δεν επιβεβαιώθηκε ex post καταδεικνύοντας έτσι ενα ``peso problem'' και ενα μόνιμο crash premium μετά το 1987.</w:t>
       </w:r>
     </w:p>
     <w:p>
@@ -1858,7 +1980,7 @@
     </w:p>
     <w:p>
       <w:r>
-        <w:t>Η σύζευξη χρηματοοικονομικών αλγορίθμων με κατανεμημένες αρχιτεκτονικές έχει διπλή καταγωγή: από τη μία πλευρά, την παράδοση των επιχειρησιακών ερευνών και της στοχαστικής βελτιστοποίησης, και από την άλλη, την πιο πρόσφατη παράδοση των MapReduce / Spark πλατφορμών.</w:t>
+        <w:t>Η σύζευξη χρηματοοικονομικών αλγορίθμων με κατανεμημένες αρχιτεκτονικές έχει διπλή καταγωγή: από τη μία πλευρά, την παράδοση της επιχειρησιακής έρευνας και της στοχαστικής βελτιστοποίησης, και από την άλλη, την πιο πρόσφατη παράδοση των MapReduce / Spark πλατφορμών.</w:t>
       </w:r>
     </w:p>
     <w:p>
@@ -1868,12 +1990,12 @@
     </w:p>
     <w:p>
       <w:r>
-        <w:t>Η δεύτερη γραμμή αναπτύσσεται με την επικράτηση του MapReduce προγραμματιστικού μοντέλου. Οι Zhou, Lei και Ye (2011) προσφέρουν έναν διαφανή χάρτη του τρόπου με τον οποίο ένας επαναληπτικός αλγόριθμος — εν προκειμένω ο K-Means — μεταφράζεται σε αλυσιδωτές δουλειές MapReduce πάνω σε HDFS, ενώ καταδεικνύουν παράλληλα τους περιορισμούς του Hadoop όταν οι επαναλήψεις πολλαπλασιάζονται. Παρόμοιο μήνυμα στέλνει και η εργασία των Coleman, Ghattamaneni, Logan και Labouseur (χ.χ.), η οποία υλοποιεί παράλληλη αποτίμηση χαρτοφυλακίου ομολόγων με ντετερμινιστικές μεθόδους discounted cash flow πάνω στο μοντέλο Actor της γλώσσας Scala. Η εργασία αυτή είναι δηλωτική του ότι ακόμη και απλά, embarrassingly parallel φορτία απαιτούν προσεκτική επιλογή granularity ώστε να επιτευχθεί υπερ-γραμμική επιτάχυνση σε σύγχρονο πολυπύρηνο υλικό.</w:t>
-      </w:r>
-    </w:p>
-    <w:p>
-      <w:r>
-        <w:t>Σε ένα ακόμη πιο γενικό επίπεδο, οι Moldovan, Moca και Rusu (χ.χ.) προτείνουν την αρχιτεκτονική μιας υπηρεσιοκεντρικής πλατφόρμας e-finance, στην οποία διάφορα υπολογιστικά βαριά μοντέλα εκτίθενται ως web services πάνω σε κοινή κατανεμημένη υποδομή. Η οπτική αυτή ταιριάζει με τη διαστρωμάτωση του παρόντος συστήματος (REST API με FastAPI, ανεξάρτητοι workers, διεπαφή χρήστη με Streamlit, persistent αποθήκη αποτελεσμάτων σε Parquet) και αιτιολογεί τη διάκριση μεταξύ του υπολογιστικού πυρήνα (Spark Monte Carlo) και του στρώματος ενορχήστρωσης που τον εκθέτει σε πολλαπλούς χρήστες.</w:t>
+        <w:t>Η δεύτερη γραμμή αναπτύσσεται με την επικράτηση του MapReduce προγραμματιστικού μοντέλου. Οι Zhou, Lei και Ye (2011) προσφέρουν έναν διαφανή χάρτη του τρόπου με τον οποίο ένας επαναληπτικός αλγόριθμος — εν προκειμένω ο K-Means — μεταφράζεται σε αλυσιδωτές δουλειές MapReduce πάνω σε HDFS, ενώ καταδεικνύουν παράλληλα τους περιορισμούς του Hadoop όταν οι επαναλήψεις πολλαπλασιάζονται. Παρόμοιο μήνυμα στέλνει και η εργασία των Coleman, Ghattamaneni, Logan και Labouseur (2014), η οποία υλοποιεί παράλληλη αποτίμηση χαρτοφυλακίου ομολόγων με ντετερμινιστικές μεθόδους discounted cash flow πάνω στο μοντέλο Actor της γλώσσας Scala. Η εργασία αυτή είναι δηλωτική του ότι ακόμη και απλά, embarrassingly parallel φορτία απαιτούν προσεκτική επιλογή granularity ώστε να επιτευχθεί υπερ-γραμμική επιτάχυνση σε σύγχρονο πολυπύρηνο υλικό.</w:t>
+      </w:r>
+    </w:p>
+    <w:p>
+      <w:r>
+        <w:t>Σε ένα ακόμη πιο γενικό επίπεδο, οι Moldovan, Moca και Rusu (2012) προτείνουν την αρχιτεκτονική μιας υπηρεσιοκεντρικής πλατφόρμας e-finance, στην οποία διάφορα υπολογιστικά βαριά μοντέλα εκτίθενται ως web services πάνω σε κοινή κατανεμημένη υποδομή. Η οπτική αυτή ταιριάζει με τη διαστρωμάτωση του παρόντος συστήματος (REST API με FastAPI, ανεξάρτητοι workers, διεπαφή χρήστη με Streamlit, persistent αποθήκη αποτελεσμάτων σε Parquet) και αιτιολογεί τη διάκριση μεταξύ του υπολογιστικού πυρήνα (Spark Monte Carlo) και του στρώματος ενορχήστρωσης που τον εκθέτει σε πολλαπλούς χρήστες.</w:t>
       </w:r>
     </w:p>
     <w:p>
@@ -1901,7 +2023,7 @@
     </w:p>
     <w:p>
       <w:r>
-        <w:t>Τέλος, οι Gavrilov, Anguelov, Indyk και Motwani (χ.χ.) εξετάζουν συστηματικά διαφορετικά μέτρα ομοιότητας για ομαδοποίηση χρονοσειρών μετοχών του S&amp;P 500. Καταδεικνύουν ότι η επιλογή του μέτρου ομοιότητας έχει σημασία τουλάχιστον εφάμιλλη με την επιλογή του αλγορίθμου ομαδοποίησης, και προτείνουν μια κατά τμήματα τυποποίηση που υπερτερεί της καθολικής. Η ιδέα αυτή έχει άμεση σχέση με τις προσομοιώσεις τύπου αναλόγου (sim_analogue) του Κεφαλαίου 6, οι οποίες βασίζονται σε μια έννοια εγγύτητας μεταξύ πρόσφατων καταστάσεων αποδόσεων.</w:t>
+        <w:t>Τέλος, οι Gavrilov, Anguelov, Indyk και Motwani (2000) εξετάζουν συστηματικά διαφορετικά μέτρα ομοιότητας για ομαδοποίηση χρονοσειρών μετοχών του S&amp;P 500. Καταδεικνύουν ότι η επιλογή του μέτρου ομοιότητας έχει σημασία τουλάχιστον εφάμιλλη με την επιλογή του αλγορίθμου ομαδοποίησης, και προτείνουν μια κατά τμήματα τυποποίηση που υπερτερεί της καθολικής. Η ιδέα αυτή έχει άμεση σχέση με τις προσομοιώσεις τύπου αναλόγου (sim_analogue) του Κεφαλαίου 6, οι οποίες βασίζονται σε μια έννοια εγγύτητας μεταξύ πρόσφατων καταστάσεων αποδόσεων.</w:t>
       </w:r>
     </w:p>
     <w:p>
@@ -1914,12 +2036,12 @@
     </w:p>
     <w:p>
       <w:r>
-        <w:t>Συνολικά, η βιβλιογραφία υποστηρίζει τρεις διαπιστώσεις που θεμελιώνουν το σχεδιασμό της παρούσας εργασίας. Πρώτον, καμία από τις απλές επεκτάσεις του BSM δεν επαρκεί από μόνη της για να περιγράψει ταυτόχρονα το smile, την ασυμμετρία και τη συμπεριφορά της ρητής μεταβλητότητας: μια συστηματική αντιπαραβολή πολλαπλών γεννητριών τροχιών — με και χωρίς άλματα, με και χωρίς στοχαστική μεταβλητότητα, με μη παραμετρικές εναλλακτικές όπως MFM, GARCH και αναλογικές μεθόδους — έχει πραγματική ερευνητική αξία, όπως αποτυπώνεται στο Κεφάλαιο 6 και στα ποσοτικά αποτελέσματα του Κεφαλαίου 9. Δεύτερον, ο εκτεταμένος αριθμός σεναρίων που απαιτεί μια τέτοια αντιπαραβολή θέτει αυτομάτως το υπολογιστικό φορτίο στη σφαίρα του κατανεμημένου υπολογισμού· εξ ου και η επιλογή του Spark ως μηχανής εκτέλεσης. Τρίτον, η ερευνητική αξία ενός συστήματος Monte Carlo δεν εξαντλείται στον υπολογιστικό πυρήνα — η αναπαραγωγιμότητα και η πρόσβαση πολλαπλών χρηστών απαιτούν ένα αρθρωμένο σύστημα υπηρεσιών, του οποίου τη σχεδιαστική φιλοσοφία συμμερίζονται οι μελέτες των Moldovan (χ.χ.) και του Coleman (χ.χ.).</w:t>
-      </w:r>
-    </w:p>
-    <w:p>
-      <w:r>
-        <w:t>Με αυτή τη βάση, η παρούσα διπλωματική διαφοροποιείται από τις ανωτέρω εργασίες σε τρία σημεία: (α) προσφέρει μια ενοποιημένη και ποσοτική σύγκριση 11 διαφορετικών γεννητριών τροχιών πάνω σε κοινή πλατφόρμα και κοινό πλέγμα παραμέτρων· (β) εκτελεί τη σύγκριση αυτή πάνω σε Spark/Databricks σε εμπορική νέφος-υποδομή, σε αντίθεση με τα πειράματα ad hoc Hadoop ή πολυπύρηνων μηχανημάτων της παλαιότερης βιβλιογραφίας· και (γ) ολοκληρώνει τον υπολογιστικό πυρήνα σε ένα πλήρες σύστημα REST API, ασύγχρονων workers, persistent αποθήκης Parquet και διαδραστικής διεπαφής Streamlit, με τα αντίστοιχα προβλήματα ασφάλειας, διαχείρισης ταυτότητας και αναπαραγωγιμότητας να αντιμετωπίζονται ρητά και τεκμηριωμένα.</w:t>
+        <w:t>Συνολικά, η βιβλιογραφία υποστηρίζει τρεις διαπιστώσεις που θεμελιώνουν το σχεδιασμό της παρούσας εργασίας. Πρώτον, καμία από τις απλές επεκτάσεις του BSM δεν επαρκεί από μόνη της για να περιγράψει ταυτόχρονα το smile, την ασυμμετρία και τη συμπεριφορά της ρητής μεταβλητότητας: μια συστηματική αντιπαραβολή πολλαπλών γεννητριών τροχιών — με και χωρίς άλματα, με και χωρίς στοχαστική μεταβλητότητα, με μη παραμετρικές εναλλακτικές όπως MFM, GARCH και αναλογικές μεθόδους — έχει πραγματική ερευνητική αξία, όπως αποτυπώνεται στο Κεφάλαιο 6 και στα ποσοτικά αποτελέσματα του Κεφαλαίου 9. Δεύτερον, ο εκτεταμένος αριθμός σεναρίων που απαιτεί μια τέτοια αντιπαραβολή θέτει αυτομάτως το υπολογιστικό φορτίο στη σφαίρα του κατανεμημένου υπολογισμού· εξ ου και η επιλογή του Spark ως μηχανής εκτέλεσης. Τρίτον, η ερευνητική αξία ενός συστήματος Monte Carlo δεν εξαντλείται στον υπολογιστικό πυρήνα — η αναπαραγωγιμότητα και η πρόσβαση πολλαπλών χρηστών απαιτούν ένα αρθρωμένο σύστημα υπηρεσιών, του οποίου τη σχεδιαστική φιλοσοφία συμμερίζονται οι μελέτες των Moldovan (2012) και του Coleman (2014).</w:t>
+      </w:r>
+    </w:p>
+    <w:p>
+      <w:r>
+        <w:t>Με αυτή τη βάση, η παρούσα διπλωματική διαφοροποιείται από τις ανωτέρω εργασίες σε τρία σημεία: (α) προσφέρει μια ενοποιημένη και ποσοτική σύγκριση 11 διαφορετικών γεννητριών τροχιών πάνω σε κοινή πλατφόρμα και κοινό πλέγμα παραμέτρων· (β) εκτελεί τη σύγκριση αυτή πάνω σε Spark/Databricks σε υποδομή εμπορικού νέφους, σε αντίθεση με τα πειράματα ad hoc Hadoop ή πολυπύρηνων μηχανημάτων της παλαιότερης βιβλιογραφίας και (γ) ολοκληρώνει τον υπολογιστικό πυρήνα σε ένα κέλυφος web εφαρμογής αντιμετωπίζοντας όμως τα αντίστοιχα προβλήματα ασφάλειας, διαχείρισης ταυτότητας και αναπαραγωγιμότητας, ρητά και τεκμηριωμένα.</w:t>
       </w:r>
     </w:p>
     <w:p>
@@ -1940,7 +2062,7 @@
     </w:p>
     <w:p>
       <w:r>
-        <w:t>Στο κεφάλαιο αυτό παρουσιάζονται όλες οι εναλλακτικές μέθοδοι προσομοίωσης που υλοποιούνται στο module databricks/src/transforms/simulation.py και αξιολογούνται εμπειρικά στο Κεφάλαιο . Κάθε μέθοδος αντιμετωπίζει με διαφορετικό τρόπο τις δύο αδυναμίες της κίνησης Brown που τεκμηριώθηκαν στο Κεφάλαιο 4: τις παχιές ουρές (leptokurtic returns) και τη συγκέντρωση μεταβλητότητας (volatility clustering). Το πλήρες σύνολο, ταξινομημένο σε δύο ορθογώνιους άξονες (πηγή κατανομής ύπαρξη εξάρτησης), συνοψίζεται στον Πίνακα .</w:t>
+        <w:t>Στο κεφάλαιο αυτό παρουσιάζονται όλες οι εναλλακτικές μέθοδοι προσομοίωσης που υλοποιούνται στο module databricks/src/transforms/simulation.py και αξιολογούνται εμπειρικά στον Πίνακα . Κάθε μέθοδος αντιμετωπίζει με διαφορετικό τρόπο τις δύο αδυναμίες της κίνησης Brown που τεκμηριώθηκαν στο Κεφάλαιο 4: τις παχιές ουρές (leptokurtic returns) και τη συγκέντρωση μεταβλητότητας (volatility clustering). Το πλήρες σύνολο, ταξινομημένο σε δύο ορθογώνιους άξονες (πηγή κατανομής ύπαρξη εξάρτησης), συνοψίζεται στον Πίνακα .</w:t>
       </w:r>
     </w:p>
     <w:tbl>
@@ -2501,7 +2623,7 @@
     </w:p>
     <w:p>
       <w:r>
-        <w:t>Το πειραματικό αποτέλεσμα του Κεφαλαίου δείχνει ότι η window επιτυγχάνει το χαμηλότερο MAPE στα puts (50% συνολικά, 28.5% στα ATM) ακριβώς επειδή ανακυκλώνει επεισόδια με υπαρκτή συγκέντρωση μεταβλητότητας — μηχανισμός που απουσιάζει εντελώς από το BSM.</w:t>
+        <w:t>Το πειραματικό αποτέλεσμα του Πίνακα δείχνει ότι η window επιτυγχάνει το χαμηλότερο MAPE στα puts (50% συνολικά, 28.5% στα ATM) ακριβώς επειδή ανακυκλώνει επεισόδια με υπαρκτή συγκέντρωση μεταβλητότητας — μηχανισμός που απουσιάζει εντελώς από το BSM.</w:t>
       </w:r>
     </w:p>
     <w:p>
@@ -2780,7 +2902,7 @@
         <w:br/>
         <w:t>\]</w:t>
         <w:br/>
-        <w:t>Εξ κατασκευής, (_T^(i))_i=1^N έχει δειγματικό μέσο ακριβώς S_0 e^rT/252, δηλαδή είναι διακριτό martingale. Σημαντικό είναι ότι η διόρθωση δεν αλλοιώνει τα ανώτερα ροπά της κατανομής: η κύρτωση, η ασυμμετρία και η εξάρτηση των ουρών διατηρούνται· διορθώνεται μόνο η κλίμακα.</w:t>
+        <w:t>Εξ κατασκευής, (_T^(i))_i=1^N έχει δειγματικό μέσο ακριβώς S_0 e^rT/252, δηλαδή είναι διακριτό martingale. Σημαντικό είναι ότι η διόρθωση δεν αλλοιώνει τις ανώτερες ροπές της κατανομής: η κύρτωση, η ασυμμετρία και η εξάρτηση των ουρών διατηρούνται· διορθώνεται μόνο η κλίμακα.</w:t>
       </w:r>
     </w:p>
     <w:p>
@@ -2806,7 +2928,7 @@
     </w:p>
     <w:p>
       <w:r>
-        <w:t>Επιπροσθέτως, η παράμετρος extra_emc_methods επιτρέπει στον χρήστη να προαιρετικά υπαγάγει στην EMC μεθόδους όπως οι historical, window και block_bootstrap, για a priori σύγκριση πριν και μετά τη διόρθωση. Η μεροληψία που αφαιρείται από αυτές τις μεθόδους ποσοτικοποιείται εμπειρικά στο Σχήμα και αναλύεται διεξοδικά στην ενότητα του Κεφαλαίου 9.</w:t>
+        <w:t>Επιπροσθέτως, η παράμετρος extra_emc_methods επιτρέπει στον χρήστη να υπαγάγει προαιρετικά στην EMC μεθόδους όπως οι historical, window και block_bootstrap, για a priori σύγκριση πριν και μετά τη διόρθωση. Η μεροληψία που αφαιρείται από αυτές τις μεθόδους ποσοτικοποιείται εμπειρικά στο Σχήμα και αναλύεται διεξοδικά στην ενότητα του Κεφαλαίου 9.</w:t>
       </w:r>
     </w:p>
     <w:p>
@@ -2965,7 +3087,7 @@
     </w:p>
     <w:p>
       <w:r>
-        <w:t>Για τις κλίμακες της εμπειρικής μελέτης (N 10^7 μονοπάτια ανά τιμολόγηση), η οριζόντια επέκταση μέσω Spark partitions θα εισήγαγε μεγαλύτερο κόστος σειριοποίησης (Python Arrow buffers, network shuffle, broadcast της παραμετροποίησης) από όσο θα κέρδιζε σε χρόνο εκτέλεσης. Σε αντίθεση, η in-driver διανυσματοποίηση φτάνει διανυσματική ταχύτητα κοντά στο όριο της μνήμης του κόμβου χωρίς καμία επικοινωνία. Η ποσοτική τεκμηρίωση αυτής της επιλογής γίνεται στο κεφάλαιο , όπου ο χρόνος εκτέλεσης ανά εκατομμύριο μονοπατιών μένει ουσιαστικά γραμμικός μέχρι τα 10^7 μονοπάτια. Το Spark διατηρείται ως ομπρέλα: στρώμα ενορχήστρωσης, αποθήκευσης (Delta) και παραλληλισμού όπου χρειάζεται (yfinance, εξαγωγή Parquet).</w:t>
+        <w:t>Για τις κλίμακες της εμπειρικής μελέτης (N 10^7 μονοπάτια ανά τιμολόγηση), η οριζόντια επέκταση μέσω Spark partitions θα εισήγαγε μεγαλύτερο κόστος σειριοποίησης (Python Arrow buffers, network shuffle, broadcast της παραμετροποίησης) από όσο θα κέρδιζε σε χρόνο εκτέλεσης. Σε αντίθεση, η in-driver διανυσματοποίηση φτάνει διανυσματική ταχύτητα κοντά στο όριο της μνήμης του κόμβου χωρίς καμία επικοινωνία. Η ποσοτική τεκμηρίωση αυτής της επιλογής γίνεται στην ενότητα , όπου ο χρόνος εκτέλεσης ανά εκατομμύριο μονοπατιών μένει ουσιαστικά γραμμικός μέχρι τα 10^7 μονοπάτια. Το Spark διατηρείται ως ομπρέλα: στρώμα ενορχήστρωσης, αποθήκευσης (Delta) και παραλληλισμού όπου χρειάζεται (yfinance, εξαγωγή Parquet).</w:t>
       </w:r>
     </w:p>
     <w:p>
@@ -2986,7 +3108,7 @@
     </w:p>
     <w:p>
       <w:r>
-        <w:t>Το notebook databricks/src/yfinance_pipeline.ipynb αναλαμβάνει την περιοδική φόρτωση ιστορικών τιμών μετοχών και δεικτών. Λαμβάνει ως είσοδο μία λίστα tickers, καλεί τη βιβλιοθήκη yfinance, ομαλοποιεί τα δεδομένα σε ενιαίο σχήμα (ticker, date, open, high, low, close, adj_close, volume) και τα συνενώνει σε ένα Spark DataFrame. Στη συνέχεια καλεί τη ρουτίνα merge_to_delta του module utils/delta_helpers.py, η οποία εκτελεί idempotent upsert (MERGE INTO) στον Delta πίνακα default.yfinance_historical_data. Παρόμοια ροή τροφοδοτεί τον πίνακα default.actual_option_prices, ο οποίος συγκεντρώνει 700 ιστορικά αποτιμημένα δικαιώματα προαίρεσης σε δείγμα μετοχών (SPY, AAPL, MSFT, GOOGL, AMZN, META) και χρησιμοποιείται ως ground truth στις συγκρίσεις του κεφαλαίου .</w:t>
+        <w:t>Το notebook databricks/src/yfinance_pipeline.ipynb αναλαμβάνει την περιοδική φόρτωση ιστορικών τιμών μετοχών και δεικτών. Λαμβάνει ως είσοδο μία λίστα tickers, καλεί τη βιβλιοθήκη yfinance, ομαλοποιεί τα δεδομένα σε ενιαίο σχήμα (ticker, date, open, high, low, close, adj_close, volume) και τα συνενώνει σε ένα Spark DataFrame. Στη συνέχεια καλεί τη ρουτίνα merge_to_delta του module utils/delta_helpers.py, η οποία εκτελεί idempotent upsert (MERGE INTO) στον Delta πίνακα default.yfinance_historical_data. Παρόμοια ροή τροφοδοτεί τον πίνακα default.actual_option_prices, ο οποίος συγκεντρώνει 700 ιστορικά αποτιμημένα δικαιώματα προαίρεσης σε δείγμα μετοχών (SPY, AAPL, MSFT, GOOGL, AMZN, META) και χρησιμοποιείται ως ground truth στις συγκρίσεις του Πίνακα .</w:t>
       </w:r>
     </w:p>
     <w:p>
@@ -3007,12 +3129,12 @@
         <w:pStyle w:val="Heading3"/>
       </w:pPr>
       <w:r>
-        <w:t>Εξαγωγή παράγωγων datasets σε Parquet</w:t>
-      </w:r>
-    </w:p>
-    <w:p>
-      <w:r>
-        <w:t>Τα παράγωγα datasets των προσομοιώσεων (mc-vs-actual συγκρίσεις, λ-grid sweeps, block-length sweeps, EMC-comparison πίνακες) εξάγονται σε απλά αρχεία Parquet, χωρίς το Delta layer. Η λογική είναι ότι τα αρχεία αυτά είναι αποτελέσματα ενός run και όχι κανονικοί πίνακες· γράφονται μία φορά, διαβάζονται από το API και δεν υπόκεινται σε ενημερώσεις in-place. Η συμπαγής στηλοποιημένη μορφή Parquet διατηρεί καλό βαθμό συμπίεσης και μέγιστη ταχύτητα ανάγνωσης μέσω predicate pushdown και column pruning (Damji et al., 2020, κεφ. 4).</w:t>
+        <w:t>Εξαγωγή παραγόμενων datasets σε Parquet</w:t>
+      </w:r>
+    </w:p>
+    <w:p>
+      <w:r>
+        <w:t>Τα παραγώμενα datasets των προσομοιώσεων (mc-vs-actual συγκρίσεις, λ-grid sweeps, block-length sweeps, EMC-comparison πίνακες) εξάγονται σε απλά αρχεία Parquet, χωρίς το Delta layer. Η λογική είναι ότι τα αρχεία αυτά είναι αποτελέσματα ενός run και όχι κανονικοί πίνακες· γράφονται μία φορά, διαβάζονται από το API και δεν υπόκεινται σε ενημερώσεις in-place. Η συμπαγής στηλοποιημένη μορφή Parquet διατηρεί καλό βαθμό συμπίεσης και μέγιστη ταχύτητα ανάγνωσης μέσω predicate pushdown και column pruning (Damji et al., 2020, κεφ. 4).</w:t>
       </w:r>
     </w:p>
     <w:p>
@@ -3055,7 +3177,7 @@
     </w:p>
     <w:p>
       <w:r>
-        <w:t>Οι μετρήσεις του κεφαλαίου επιβεβαιώνουν ότι ο πυρήνας Monte Carlo κλιμακώνει σχεδόν γραμμικά μέχρι τα 10^7 μονοπάτια, με χρόνο εκτέλεσης 25 s για την υψηλότερη βαθμίδα στον κόμβο Standard_D8ds_v4 (8 vCPU, 32 GB μνήμης). Η μέγιστη παρατηρηθείσα μνήμη ανά εκτέλεση είναι 800 MB για τα fhs/fhs_rn datasets και 1.6 GB για το analogue, και τα δύο εντός του ορίου του κόμβου. Η σύγκλιση των τιμολογήσεων είναι &lt; 0.05% μεταξύ των κλιμάκων 5 10^6 και 10^7 μονοπατιών, υποδεικνύοντας ότι η παραγωγική ρύθμιση N = 2 10^6 που χρησιμοποιήθηκε στις εμπειρικές αναλύσεις της εργασίας προσφέρει ικανοποιητικό συμβιβασμό μεταξύ ακρίβειας και κόστους εκτέλεσης. Δεν παρατηρήθηκε ανάγκη για horizontal scaling ή repartitioning σε καμία από τις πειραματικές διαμορφώσεις.</w:t>
+        <w:t>Οι μετρήσεις της ενότητας επιβεβαιώνουν ότι ο πυρήνας Monte Carlo κλιμακώνει σχεδόν γραμμικά μέχρι τα 10^7 μονοπάτια, με χρόνο εκτέλεσης 25 s για την υψηλότερη βαθμίδα στον κόμβο Standard_D8ds_v4 (8 vCPU, 32 GB μνήμης). Η μέγιστη παρατηρηθείσα μνήμη ανά εκτέλεση είναι 800 MB για τα fhs/fhs_rn datasets και 1.6 GB για το analogue, και τα δύο εντός του ορίου του κόμβου. Η σύγκλιση των τιμολογήσεων είναι &lt; 0.05% μεταξύ των κλιμάκων 5 10^6 και 10^7 μονοπατιών, υποδεικνύοντας ότι η παραγωγική ρύθμιση N = 2 10^6 που χρησιμοποιήθηκε στις εμπειρικές αναλύσεις της εργασίας προσφέρει ικανοποιητικό συμβιβασμό μεταξύ ακρίβειας και κόστους εκτέλεσης. Δεν παρατηρήθηκε ανάγκη για horizontal scaling ή repartitioning σε καμία από τις πειραματικές διαμορφώσεις.</w:t>
       </w:r>
     </w:p>
     <w:p>
@@ -3114,8 +3236,25 @@
       </w:r>
     </w:p>
     <w:p>
-      <w:r>
-        <w:t>[ΕΙΚΟΝΑ ΠΡΟΣ ΠΡΟΣΘΗΚΗ — μη διαθέσιμη στο repository]: Διάγραμμα αρχιτεκτονικής συστήματος (block diagram) που να αποτυπώνει τα τρία επίπεδα και τις εξωτερικές υπηρεσίες: Streamlit UI, FastAPI API, Worker, σχεσιακή βάση (SQLite/SQLModel), Azure Data Lake Storage Gen2 και Databricks Jobs. Προτείνεται δημιουργία σε draw.io, Mermaid (flowchart LR) ή Lucidchart.</w:t>
+      <w:pPr>
+        <w:jc w:val="center"/>
+      </w:pPr>
+      <w:r>
+        <w:rPr>
+          <w:b/>
+        </w:rPr>
+        <w:t>[Σχήμα TikZ/pgfplots — διαθέσιμο μόνο στην έκδοση PDF]</w:t>
+      </w:r>
+    </w:p>
+    <w:p>
+      <w:pPr>
+        <w:jc w:val="center"/>
+      </w:pPr>
+      <w:r>
+        <w:rPr>
+          <w:i/>
+        </w:rPr>
+        <w:t>Εικόνα: Διάγραμμα αρχιτεκτονικής της εφαρμογής. Τα τρία επίπεδα (παρουσίαση, εφαρμογή, δεδομένα) διαχωρίζονται από το strategy layer των runners και των results repositories, που αποσυνδέει τη FastAPI υπηρεσία από τη συγκεκριμένη υλοποίηση Databricks/ADLS. Συνεχόμενες ακμές: ροή δεδομένων· διακεκομμένες: ροή ρυθμίσεων.</w:t>
       </w:r>
     </w:p>
     <w:p>
@@ -3177,8 +3316,53 @@
       </w:r>
     </w:p>
     <w:p>
-      <w:r>
-        <w:t>[ΕΙΚΟΝΑ ΠΡΟΣ ΠΡΟΣΘΗΚΗ — μη διαθέσιμη στο repository]: Διάγραμμα ακολουθίας (sequence diagram) που να καλύπτει τον πλήρη κύκλο μιας εργασίας — UI → API (POST /jobs) → DB (Job=QUEUED) → Worker (poll) → Databricks Jobs API → ADLS (parquet) → API (GET /results) → UI. Προτείνεται PlantUML ή Mermaid (sequenceDiagram).</w:t>
+      <w:pPr>
+        <w:jc w:val="center"/>
+      </w:pPr>
+      <w:r>
+        <w:drawing>
+          <wp:inline xmlns:a="http://schemas.openxmlformats.org/drawingml/2006/main" xmlns:pic="http://schemas.openxmlformats.org/drawingml/2006/picture">
+            <wp:extent cx="5303520" cy="4272960"/>
+            <wp:docPr id="3" name="Picture 3"/>
+            <wp:cNvGraphicFramePr>
+              <a:graphicFrameLocks noChangeAspect="1"/>
+            </wp:cNvGraphicFramePr>
+            <a:graphic>
+              <a:graphicData uri="http://schemas.openxmlformats.org/drawingml/2006/picture">
+                <pic:pic>
+                  <pic:nvPicPr>
+                    <pic:cNvPr id="0" name="Sequence_Diagram.png"/>
+                    <pic:cNvPicPr/>
+                  </pic:nvPicPr>
+                  <pic:blipFill>
+                    <a:blip r:embed="rId10"/>
+                    <a:stretch>
+                      <a:fillRect/>
+                    </a:stretch>
+                  </pic:blipFill>
+                  <pic:spPr>
+                    <a:xfrm>
+                      <a:off x="0" y="0"/>
+                      <a:ext cx="5303520" cy="4272960"/>
+                    </a:xfrm>
+                    <a:prstGeom prst="rect"/>
+                  </pic:spPr>
+                </pic:pic>
+              </a:graphicData>
+            </a:graphic>
+          </wp:inline>
+        </w:drawing>
+      </w:r>
+    </w:p>
+    <w:p>
+      <w:pPr>
+        <w:jc w:val="center"/>
+      </w:pPr>
+      <w:r>
+        <w:rPr>
+          <w:i/>
+        </w:rPr>
+        <w:t>Εικόνα: Διάγραμμα ακολουθίας (sequence diagram) που καλύπτει τον πλήρη κύκλο μιας εργασίας: UI → API (POST /jobs) → DB (Job=QUEUED) → Worker (poll) → Databricks Jobs API → ADLS (parquet) → API (GET /results) → UI.</w:t>
       </w:r>
     </w:p>
     <w:p>
@@ -3233,7 +3417,7 @@
     </w:p>
     <w:p>
       <w:r>
-        <w:t>Στο pipeline του ASGI εφαρμογή έχουν προστεθεί τα εξής middleware, υπό τη λογική defence in depth:</w:t>
+        <w:t>Στο pipeline του API έχουν προστεθεί τα εξής middleware, υπό τη λογική defence in depth:</w:t>
       </w:r>
     </w:p>
     <w:p>
@@ -3289,12 +3473,12 @@
         <w:pStyle w:val="Heading2"/>
       </w:pPr>
       <w:r>
-        <w:t>Επιμονή και μοντέλο δεδομένων</w:t>
-      </w:r>
-    </w:p>
-    <w:p>
-      <w:r>
-        <w:t>Η βάση δεδομένων υλοποιείται μέσω SQLModel/SQLAlchemy, με προεπιλεγμένη μηχανή SQLite και δυνατότητα παραμετροποίησης μέσω της μεταβλητής DATABASE_URL. Οι κύριες οντότητες είναι:</w:t>
+        <w:t>Αποθήκευση και μοντέλο δεδομένων</w:t>
+      </w:r>
+    </w:p>
+    <w:p>
+      <w:r>
+        <w:t>Η βάση δεδομένων της εφαρμογής υλοποιείται μέσω SQLModel/SQLAlchemy, με προεπιλεγμένη μηχανή SQLite και δυνατότητα παραμετροποίησης μέσω της μεταβλητής DATABASE_URL. Οι κύριες οντότητες είναι:</w:t>
       </w:r>
     </w:p>
     <w:p>
@@ -3331,12 +3515,7 @@
     </w:p>
     <w:p>
       <w:r>
-        <w:t>Η διαχείριση του σχήματος γίνεται μέσω Alembic migrations. Παρέχεται ξεχωριστή ρουτίνα init_db_and_seed για την αρχικοποίηση και σπορά demo χρήστη στην ανάπτυξη. Οι λεπτομέρειες των πεδίων κάθε πίνακα παρατίθενται στο Παράρτημα Ε.</w:t>
-      </w:r>
-    </w:p>
-    <w:p>
-      <w:r>
-        <w:t>[ΕΙΚΟΝΑ ΠΡΟΣ ΠΡΟΣΘΗΚΗ — μη διαθέσιμη στο repository]: Διάγραμμα οντοτήτων-σχέσεων (ER diagram) των τεσσάρων πινάκων Job, ResultRow, JobEvent, JobMetrics, με όλες τις σχέσεις 1:N ως προς το Job.id. Προτείνεται dbdiagram.io, Mermaid (erDiagram) ή SchemaSpy.</w:t>
+        <w:t>Η διαχείριση του σχήματος γίνεται μέσω Alembic migrations. Παρέχεται ξεχωριστή ρουτίνα init_db_and_seed για την αρχικοποίηση και seed demo user στην ανάπτυξη. Οι λεπτομέρειες των πεδίων κάθε πίνακα παρατίθενται στο Παράρτημα Ε.</w:t>
       </w:r>
     </w:p>
     <w:p>
@@ -3382,11 +3561,6 @@
       </w:r>
     </w:p>
     <w:p>
-      <w:r>
-        <w:t>[ΕΙΚΟΝΑ ΠΡΟΣ ΠΡΟΣΘΗΚΗ — μη διαθέσιμη στο repository]: Διάγραμμα καταστάσεων (state machine) για τον κύκλο ζωής της εργασίας με τις τέσσερις καταστάσεις και τις επιτρεπτές μεταβάσεις, καθώς και τα γεγονότα που ενεργοποιούν κάθε μετάβαση (submit, runner status poll, success, failure). Προτείνεται Mermaid (stateDiagram-v2) ή PlantUML.</w:t>
-      </w:r>
-    </w:p>
-    <w:p>
       <w:pPr>
         <w:pStyle w:val="Heading2"/>
       </w:pPr>
@@ -3429,11 +3603,6 @@
       </w:r>
     </w:p>
     <w:p>
-      <w:r>
-        <w:t>[ΕΙΚΟΝΑ ΠΡΟΣ ΠΡΟΣΘΗΚΗ — μη διαθέσιμη στο repository]: Διάγραμμα κλάσεων (class diagram) που να δείχνει την αφαιρετική κλάση BaseRunner με τις αφηρημένες μεθόδους submit()/get_status() και τις τρεις συγκεκριμένες υλοποιήσεις (DatabricksRunner, LocalRunner, AirflowRunner), καθώς και τη σχέση με το RunnerFactory. Προτείνεται PlantUML ή Mermaid (classDiagram).</w:t>
-      </w:r>
-    </w:p>
-    <w:p>
       <w:pPr>
         <w:pStyle w:val="Heading2"/>
       </w:pPr>
@@ -3464,7 +3633,7 @@
     </w:p>
     <w:p>
       <w:r>
-        <w:t>Το μονοπάτι κατασκευάζεται με τη μορφή abfss://&lt;container&gt;@&lt;account&gt;.dfs.core.windows.net/&lt;prefix&gt;/&lt;dataset&gt;/[ticker=&lt;TICKER&gt;]/ και είναι κοινό μεταξύ API και Databricks.</w:t>
+        <w:t>Το μονοπάτι κατασκευάζεται με τη μορφή abfss://&lt;container&gt; @&lt;account&gt;.dfs.core.windows.net/&lt;prefix&gt;/&lt;dataset&gt;/[ticker=&lt;TICKER&gt;]/ και είναι κοινό μεταξύ API και Databricks.</w:t>
       </w:r>
     </w:p>
     <w:p>
@@ -3531,11 +3700,6 @@
       </w:r>
     </w:p>
     <w:p>
-      <w:r>
-        <w:t>[ΕΙΚΟΝΕΣ ΠΡΟΣ ΠΡΟΣΘΗΚΗ — μη διαθέσιμες στο repository]: Στιγμιότυπα οθόνης (screenshots) από τις βασικές σελίδες της εφαρμογής Streamlit — Είσοδος, Υποβολή εργασίας, Παρακολούθηση εργασιών, Αποτελέσματα εργασίας, Σύγκριση εκτελέσεων, Ανάλυση, About, Διαχείριση. Λαμβάνονται με εκτέλεση streamlit run ui/streamlit_app.py και αποθήκευση .png στον φάκελο thesis/figures/ui/.</w:t>
-      </w:r>
-    </w:p>
-    <w:p>
       <w:pPr>
         <w:pStyle w:val="Heading3"/>
       </w:pPr>
@@ -3666,11 +3830,6 @@
       </w:r>
     </w:p>
     <w:p>
-      <w:r>
-        <w:t>[ΕΙΚΟΝΑ ΠΡΟΣ ΠΡΟΣΘΗΚΗ — μη διαθέσιμη στο repository]: Διάγραμμα ανάπτυξης (deployment diagram) σε δύο όψεις: (α) τοπικό docker-compose με τα τρία services (api, worker, ui), τον κοινό named volume appdata και τις εκτεθειμένες θύρες· (β) production τοπολογία Azure Container Apps με το Container App Environment, τα τρία Container Apps, το ACR, το ADLS Gen2 account και το Databricks workspace ως εξωτερικές υπηρεσίες. Προτείνεται draw.io με σύνολο εικονιδίων Azure ή Mermaid (flowchart).</w:t>
-      </w:r>
-    </w:p>
-    <w:p>
       <w:pPr>
         <w:pStyle w:val="Heading1"/>
       </w:pPr>
@@ -3688,17 +3847,17 @@
     </w:p>
     <w:p>
       <w:r>
-        <w:t>Όλα τα πειράματα που παρουσιάζονται στις επόμενες ενότητες εκτελέστηκαν στο περιβάλλον του Databricks Workspace, σε job cluster ενός κόμβου τύπου Standard_D8ds_v4 της Microsoft Azure (8 vCPU της οικογένειας Intel Xeon Platinum, 32 GB μνήμης και 300 GB τοπικού SSD). Επιλέχθηκε η εκτέλεση σε έναν μόνο κόμβο διότι ο υπολογιστικός πυρήνας είναι πλήρως διανυσματοποιημένος σε NumPy και αξιοποιεί τις χιλιάδες πυρήνες της βιβλιοθήκης BLAS, οπότε για τις κλίμακες που εξετάζονται (N 10^7 μονοπάτια) η οριζόντια επέκταση μέσω Spark partitions θα εισήγαγε μεγαλύτερο κόστος σειριοποίησης από όσο θα κέρδιζε σε χρόνο εκτέλεσης· η τεκμηρίωση της επιλογής γίνεται ποσοτικά στην ενότητα . Ο runtime είναι Databricks Runtime 15.x LTS με προεγκατεστημένο Spark 3.x και Python 3.11, ενώ οι εξαρτήσεις της εφαρμογής (numpy, pandas, scipy, arch, scikit-learn, matplotlib) είναι καρφιτσωμένες στο pyproject.toml του έργου.</w:t>
-      </w:r>
-    </w:p>
-    <w:p>
-      <w:r>
-        <w:t>Δύο σύνολα δεδομένων τροφοδοτούν τις προσομοιώσεις. Πρώτο, ο πίνακας Delta default.yfinance_historical_data με περίπου 105 000 ημερήσιες παρατηρήσεις OHLCV και προ-υπολογισμένες λογαριθμικές αποδόσεις για έντεκα δείκτες και μετοχές αναφοράς (S&amp;P 500 \^GSPC από το 1927, ETF SPY, υψηλής κεφαλαιοποίησης τίτλοι AAPL, MSFT, GOOGL, AMZN, META, ενεργειακοί και χρηματοοικονομικοί τίτλοι, καθώς και ο τίτλος επιτοκίου \^IRX για το ακίνδυνο επιτόκιο). Δεύτερο, ο πίνακας Delta default.actual_option_prices, που περιλαμβάνει περί τις επτακόσιες ζωντανές τιμές αγοράς δικαιωμάτων προαίρεσης πάνω στα έξι υψηλής εμπορευσιμότητας υποκείμενα (SPY, AAPL, MSFT, GOOGL, AMZN, META) και χρησιμοποιείται ως αναφορά ακρίβειας στα υποκεφάλαια –. Η ενημέρωση και των δύο πινάκων γίνεται μέσω των notebooks yfinance_data_pipeline και options_data_pipeline του φακέλου databricks/jobs/. Τα ενδιάμεσα αποτελέσματα των προσομοιώσεων αποθηκεύονται στον πίνακα default.simulation_results με διαμέριση ανά ticker και επιπλέον εξάγονται σε Parquet στο ADLS Gen2 για κατανάλωση από την εφαρμογή του Κεφαλαίου 8.</w:t>
-      </w:r>
-    </w:p>
-    <w:p>
-      <w:r>
-        <w:t>Σε ό,τι αφορά τις παραμέτρους μοντελοποίησης, η μεταβλητότητα εξάγεται από τη δειγματική απόκλιση των ημερησίων λογαριθμικών αποδόσεων και ετησιοποιείται με τη συνηθισμένη υπόθεση 252 ημερών διαπραγμάτευσης ανά έτος. Το ακίνδυνο επιτόκιο r ανακτάται δυναμικά από την τελευταία διαθέσιμη τιμή του δείκτη \^IRX (απόδοση εντόκου γραμματίου διάρκειας 13 εβδομάδων του Αμερικανικού Δημοσίου), με fallback στο 4,5% όταν η τρέχουσα τιμή δεν είναι διαθέσιμη. Ο ορίζοντας τιμολόγησης τυποποιείται στις T = 10 ημέρες διαπραγμάτευσης, μέγεθος που αποτυπώνει τη συνηθισμένη διάρκεια βραχυπρόθεσμων στρατηγικών hedging χωρίς να εισάγει τη μεροληψία διπλασιασμού του παραθύρου ιστορικών δεδομένων που θα παρατηρούνταν σε μεγαλύτερους ορίζοντες. Ο αριθμός μονοπατιών για τις συγκριτικές αναλύσεις των επόμενων υποκεφαλαίων είναι N = 2 10^6, επιλογή που τεκμηριώνεται στην ενότητα , ενώ η μελέτη ευστάθειας του υπολογιστικού πυρήνα στις κλίμακες RUN_SCALES = [1 000, 10 000, 100 000, 500 000, 1 000 000, 2 000 000, 5 000 000, 10 000 000] επιτρέπει την επικύρωση της επιλογής. Για τις σαρώσεις μηχανισμού (μήκος block στην ενότητα και ενδοδιαλειπτικότητα λ στην ενότητα ) χρησιμοποιείται ο δείκτης \^GSPC, ως ο σύμβολο με τη μεγαλύτερη διαθέσιμη ιστορία και τις πιο σταθερές στατιστικές ιδιότητες.</w:t>
+        <w:t>Όλα τα πειράματα που παρουσιάζονται στις επόμενες ενότητες εκτελέστηκαν στο περιβάλλον του Databricks Workspace, σε job cluster ενός κόμβου τύπου Standard_D8ds_v4 της Microsoft Azure (8 vCPU της οικογένειας Intel Xeon Platinum, 32 GB μνήμης και 300 GB τοπικού SSD). Επιλέχθηκε η εκτέλεση σε έναν μόνο κόμβο διότι ο υπολογιστικός πυρήνας είναι πλήρως διανυσματοποιημένος σε NumPy και αξιοποιεί τις χιλιάδες πυρήνες της βιβλιοθήκης BLAS, οπότε για τις κλίμακες που εξετάζονται (N 10^7 μονοπάτια) η οριζόντια επέκταση μέσω Spark partitions θα εισήγαγε μεγαλύτερο κόστος σειριοποίησης από όσο θα κέρδιζε σε χρόνο εκτέλεσης· η τεκμηρίωση της επιλογής γίνεται ποσοτικά στην ενότητα . Το runtime είναι Databricks Runtime 15.x LTS με προεγκατεστημένο Spark 3.x και Python 3.11, ενώ οι εξαρτήσεις της εφαρμογής (numpy, pandas, scipy, arch, scikit-learn, matplotlib) είναι καρφιτσωμένες στο pyproject.toml του έργου.</w:t>
+      </w:r>
+    </w:p>
+    <w:p>
+      <w:r>
+        <w:t>Δύο σύνολα δεδομένων τροφοδοτούν τις προσομοιώσεις. Πρώτο, ο πίνακας Delta default.yfinance_historical_data με περίπου 105000 ημερήσιες παρατηρήσεις OHLCV και προ-υπολογισμένες λογαριθμικές αποδόσεις για έντεκα δείκτες και μετοχές αναφοράς (S&amp;P 500 \^GSPC από το 1927, ETF SPY, υψηλής κεφαλαιοποίησης τίτλοι AAPL, MSFT, GOOGL, AMZN, META, ενεργειακοί και χρηματοοικονομικοί τίτλοι, καθώς και ο τίτλος επιτοκίου \^IRX για το ακίνδυνο επιτόκιο). Δεύτερο, ο πίνακας Delta default.actual_option_prices, που περιλαμβάνει περί τις επτακόσιες ζωντανές τιμές αγοράς δικαιωμάτων προαίρεσης πάνω στα έξι υψηλής εμπορευσιμότητας υποκείμενα (SPY, AAPL, MSFT, GOOGL, AMZN, META) και χρησιμοποιείται ως αναφορά ακρίβειας στα υποκεφάλαια –. Η ενημέρωση και των δύο πινάκων γίνεται μέσω των notebooks yfinance_data_pipeline και options_data_pipeline του φακέλου databricks/jobs/. Τα ενδιάμεσα αποτελέσματα των προσομοιώσεων αποθηκεύονται στον πίνακα default.simulation_results με διαμέριση ανά ticker και επιπλέον εξάγονται σε Parquet στο ADLS Gen2 για κατανάλωση από την εφαρμογή του Κεφαλαίου 8.</w:t>
+      </w:r>
+    </w:p>
+    <w:p>
+      <w:r>
+        <w:t>Σε ό,τι αφορά τις παραμέτρους μοντελοποίησης, η μεταβλητότητα εξάγεται από τη δειγματική απόκλιση των ημερησίων λογαριθμικών αποδόσεων και ετησιοποιείται με τη συνηθισμένη υπόθεση 252 ημερών διαπραγμάτευσης ανά έτος. Το ακίνδυνο επιτόκιο r ανακτάται δυναμικά από την τελευταία διαθέσιμη τιμή του δείκτη \^IRX (απόδοση εντόκου γραμματίου διάρκειας 13 εβδομάδων του Αμερικανικού Δημοσίου), με fallback στο 4,5% όταν η τρέχουσα τιμή δεν είναι διαθέσιμη. Ο ορίζοντας τιμολόγησης τυποποιείται στις T = 10 ημέρες διαπραγμάτευσης, μέγεθος που αποτυπώνει τη συνηθισμένη διάρκεια βραχυπρόθεσμων στρατηγικών hedging χωρίς να εισάγει τη μεροληψία διπλασιασμού του παραθύρου ιστορικών δεδομένων που θα παρατηρούνταν σε μεγαλύτερους ορίζοντες. Ο αριθμός μονοπατιών για τις συγκριτικές αναλύσεις των επόμενων υποκεφαλαίων είναι N = 2 10^6, επιλογή που τεκμηριώνεται στην ενότητα , ενώ η μελέτη ευστάθειας του υπολογιστικού πυρήνα στις κλίμακες RUN_SCALES = [1 000, 10 000, 100 000, 500 000, 1 000 000, 2 000 000, 5 000 000, 10 000 000] επιτρέπει την επικύρωση της επιλογής. Για τις σαρώσεις μηχανισμού (μήκος block στην ενότητα και ενδοδιαλειπτικότητα λ στην ενότητα ) χρησιμοποιείται ο δείκτης \^GSPC, ως το σύμβολο με τη μεγαλύτερη διαθέσιμη ιστορία και τις πιο σταθερές στατιστικές ιδιότητες.</w:t>
       </w:r>
     </w:p>
     <w:p>
@@ -3716,7 +3875,7 @@
     </w:p>
     <w:p>
       <w:r>
-        <w:t>Η Εικόνα συνοψίζει τα αποτελέσματα. Δύο είναι οι κύριες παρατηρήσεις. Πρώτον, για τα δικαιώματα αγοράς (calls) η μέθοδος black_scholes επιτυγχάνει το χαμηλότερο σφάλμα, ίσο με 46,4%, αξιοποιώντας την κλειστή μορφή κάτω από το ουδέτερο ως προς κίνδυνο μέτρο και το ζωντανό επιτόκιο μηδενικού κινδύνου που εξάγεται από το \^IRX (13-week T-bill). Η συγκεκριμένη μέθοδος αποτελεί τη ντε φάκτο σύμβαση της αγοράς όταν τα calls διαπραγματεύονται με όρους εξυπολογιζόμενης μεταβλητότητας, οπότε η σύμπτωση δεν είναι τυχαία. Δεύτερον, για τα δικαιώματα πώλησης (puts) υπερτερεί η εμπειρική μέθοδος window, με MAPE ίσο με 50,0%· η μέθοδος αυτή δειγματοληπτεί συνεχόμενα παράθυρα T ημερών από τη ιστορική σειρά και έτσι διατηρεί τόσο την ασυμμετρία όσο και τις παχιές αριστερές ουρές των πραγματικών αποδόσεων, χαρακτηριστικά που η γκαουσιανή υπόθεση του Black–Scholes συστηματικά υπεκτιμά.</w:t>
+        <w:t>Η Εικόνα συνοψίζει τα αποτελέσματα. Δύο είναι οι κύριες παρατηρήσεις. Πρώτον, για τα δικαιώματα αγοράς (calls) η μέθοδος black_scholes επιτυγχάνει το χαμηλότερο σφάλμα, ίσο με 46,4%, αξιοποιώντας την κλειστή μορφή κάτω από το ουδέτερο ως προς κίνδυνο μέτρο και το ζωντανό επιτόκιο μηδενικού κινδύνου που εξάγεται από το \^IRX (13-week T-bill). Η συγκεκριμένη μέθοδος αποτελεί τη ντε φάκτο σύμβαση της αγοράς όταν τα calls διαπραγματεύονται με όρους εξυπολογιζόμενης μεταβλητότητας, οπότε η σύμπτωση δεν είναι τυχαία. Δεύτερον, για τα δικαιώματα πώλησης (puts) υπερτερεί η εμπειρική μέθοδος window, με MAPE ίσο με 50,0%· η μέθοδος αυτή δειγματοληπτεί συνεχόμενα παράθυρα T ημερών από τη ιστορική σειρά και έτσι διατηρεί τόσο την ασυμμετρία όσο και τις παχιές αριστερές ουρές των πραγματικών αποδόσεων, χαρακτηριστικά που η γκαουσιανή υπόθεση του Black–Scholes συστηματικά υποεκτιμά.</w:t>
       </w:r>
     </w:p>
     <w:p>
@@ -3732,7 +3891,7 @@
         <w:drawing>
           <wp:inline xmlns:a="http://schemas.openxmlformats.org/drawingml/2006/main" xmlns:pic="http://schemas.openxmlformats.org/drawingml/2006/picture">
             <wp:extent cx="5303520" cy="4538221"/>
-            <wp:docPr id="1" name="Picture 1"/>
+            <wp:docPr id="4" name="Picture 4"/>
             <wp:cNvGraphicFramePr>
               <a:graphicFrameLocks noChangeAspect="1"/>
             </wp:cNvGraphicFramePr>
@@ -3744,7 +3903,7 @@
                     <pic:cNvPicPr/>
                   </pic:nvPicPr>
                   <pic:blipFill>
-                    <a:blip r:embed="rId9"/>
+                    <a:blip r:embed="rId11"/>
                     <a:stretch>
                       <a:fillRect/>
                     </a:stretch>
@@ -3805,7 +3964,7 @@
         <w:drawing>
           <wp:inline xmlns:a="http://schemas.openxmlformats.org/drawingml/2006/main" xmlns:pic="http://schemas.openxmlformats.org/drawingml/2006/picture">
             <wp:extent cx="5303520" cy="1446055"/>
-            <wp:docPr id="2" name="Picture 2"/>
+            <wp:docPr id="5" name="Picture 5"/>
             <wp:cNvGraphicFramePr>
               <a:graphicFrameLocks noChangeAspect="1"/>
             </wp:cNvGraphicFramePr>
@@ -3817,7 +3976,7 @@
                     <pic:cNvPicPr/>
                   </pic:nvPicPr>
                   <pic:blipFill>
-                    <a:blip r:embed="rId10"/>
+                    <a:blip r:embed="rId12"/>
                     <a:stretch>
                       <a:fillRect/>
                     </a:stretch>
@@ -3892,7 +4051,7 @@
         <w:drawing>
           <wp:inline xmlns:a="http://schemas.openxmlformats.org/drawingml/2006/main" xmlns:pic="http://schemas.openxmlformats.org/drawingml/2006/picture">
             <wp:extent cx="5303520" cy="1801661"/>
-            <wp:docPr id="3" name="Picture 3"/>
+            <wp:docPr id="6" name="Picture 6"/>
             <wp:cNvGraphicFramePr>
               <a:graphicFrameLocks noChangeAspect="1"/>
             </wp:cNvGraphicFramePr>
@@ -3904,7 +4063,7 @@
                     <pic:cNvPicPr/>
                   </pic:nvPicPr>
                   <pic:blipFill>
-                    <a:blip r:embed="rId11"/>
+                    <a:blip r:embed="rId13"/>
                     <a:stretch>
                       <a:fillRect/>
                     </a:stretch>
@@ -3965,7 +4124,7 @@
         <w:drawing>
           <wp:inline xmlns:a="http://schemas.openxmlformats.org/drawingml/2006/main" xmlns:pic="http://schemas.openxmlformats.org/drawingml/2006/picture">
             <wp:extent cx="5303520" cy="2938436"/>
-            <wp:docPr id="4" name="Picture 4"/>
+            <wp:docPr id="7" name="Picture 7"/>
             <wp:cNvGraphicFramePr>
               <a:graphicFrameLocks noChangeAspect="1"/>
             </wp:cNvGraphicFramePr>
@@ -3977,7 +4136,7 @@
                     <pic:cNvPicPr/>
                   </pic:nvPicPr>
                   <pic:blipFill>
-                    <a:blip r:embed="rId12"/>
+                    <a:blip r:embed="rId14"/>
                     <a:stretch>
                       <a:fillRect/>
                     </a:stretch>
@@ -4012,7 +4171,7 @@
         <w:pStyle w:val="Heading2"/>
       </w:pPr>
       <w:r>
-        <w:t>Ευαισθησία ως προς την παράμετρο λ του πολυκλασματικού μοντέλου</w:t>
+        <w:t>Ευαισθησία ως προς την παράμετρο λlambda του πολυκλασματικού μοντέλου</w:t>
       </w:r>
     </w:p>
     <w:p>
@@ -4038,7 +4197,7 @@
         <w:drawing>
           <wp:inline xmlns:a="http://schemas.openxmlformats.org/drawingml/2006/main" xmlns:pic="http://schemas.openxmlformats.org/drawingml/2006/picture">
             <wp:extent cx="5303520" cy="2938436"/>
-            <wp:docPr id="5" name="Picture 5"/>
+            <wp:docPr id="8" name="Picture 8"/>
             <wp:cNvGraphicFramePr>
               <a:graphicFrameLocks noChangeAspect="1"/>
             </wp:cNvGraphicFramePr>
@@ -4050,7 +4209,7 @@
                     <pic:cNvPicPr/>
                   </pic:nvPicPr>
                   <pic:blipFill>
-                    <a:blip r:embed="rId13"/>
+                    <a:blip r:embed="rId15"/>
                     <a:stretch>
                       <a:fillRect/>
                     </a:stretch>
@@ -4105,28 +4264,6 @@
     </w:p>
     <w:p>
       <w:pPr>
-        <w:jc w:val="center"/>
-      </w:pPr>
-      <w:r>
-        <w:rPr>
-          <w:b/>
-        </w:rPr>
-        <w:t>[ΕΙΚΟΝΑ ΠΡΟΣ ΠΡΟΣΘΗΚΗ — δεν εντοπίστηκε αρχείο (χωρίς διαδρομή)]</w:t>
-      </w:r>
-    </w:p>
-    <w:p>
-      <w:pPr>
-        <w:jc w:val="center"/>
-      </w:pPr>
-      <w:r>
-        <w:rPr>
-          <w:i/>
-        </w:rPr>
-        <w:t>Εικόνα: Σύγκλιση τιμής και υπολογιστικός χρόνος ως συνάρτηση του αριθμού μονοπατιών.</w:t>
-      </w:r>
-    </w:p>
-    <w:p>
-      <w:pPr>
         <w:pStyle w:val="Heading2"/>
       </w:pPr>
       <w:r>
@@ -4789,12 +4926,12 @@
     </w:p>
     <w:p>
       <w:r>
-        <w:t>Τρίτον, η Empirical Martingale Correction βελτιώνει συστηματικά τις εμπειρικές μεθόδους χωρίς κόστος. Όπως αποτυπώνεται στο Σχήμα , η post-processing διόρθωση των Duan και Simonato (1998) μειώνει το median bias των P-measure προσομοιωτών εξαλείφοντας τη γραμμική μεροληψία τιμολόγησης, ενώ διατηρεί τα ανώτερα ροπά (κύρτωση, ασυμμετρία, εξάρτηση των ουρών) ανέπαφα. Δεν υπάρχει εμπειρικός λόγος να μην εφαρμόζεται σε κάθε μη ουδέτερη ως προς κίνδυνο εκτίμηση.</w:t>
-      </w:r>
-    </w:p>
-    <w:p>
-      <w:r>
-        <w:t>Τέταρτον, για τις κλίμακες της εργασίας (N 10^7) η in-driver διανυσματοποίηση κυριαρχεί έναντι της οριζόντιας επέκτασης. Οι μετρήσεις του Σχήματος δείχνουν σχεδόν γραμμική κλιμάκωση μέχρι τα 10^7 μονοπάτια ( 25 s ανά πλήρες run στον κόμβο Standard_D8ds_v4) και σύγκλιση τιμολογήσεων μικρότερη του 0.05% μεταξύ 5 10^6 και 10^7 μονοπατιών. Συνεπώς, η παραγωγική ρύθμιση N = 2 10^6 της εργασίας προσφέρει ικανοποιητικό συμβιβασμό ακρίβειας-κόστους, ενώ η εισαγωγή Spark partitions θα προσέθετε κόστος σειριοποίησης μεγαλύτερο από το όφελος.</w:t>
+        <w:t>Τρίτον, η Empirical Martingale Correction βελτιώνει συστηματικά τις εμπειρικές μεθόδους χωρίς κόστος. Όπως αποτυπώνεται στο Σχήμα , η post-processing διόρθωση των Duan και Simonato (1998) μειώνει το median bias των P-measure προσομοιωτών εξαλείφοντας τη γραμμική μεροληψία τιμολόγησης, ενώ διατηρεί τις ανώτερες ροπές (κύρτωση, ασυμμετρία, εξάρτηση των ουρών) ανέπαφα. Δεν υπάρχει εμπειρικός λόγος να μην εφαρμόζεται σε κάθε μη ουδέτερη ως προς κίνδυνο εκτίμηση.</w:t>
+      </w:r>
+    </w:p>
+    <w:p>
+      <w:r>
+        <w:t>Τέταρτον, για τις κλίμακες της εργασίας (N 10^7) η in-driver διανυσματοποίηση κυριαρχεί έναντι της οριζόντιας επέκτασης. Οι μετρήσεις της ενότητας δείχνουν σχεδόν γραμμική κλιμάκωση μέχρι τα 10^7 μονοπάτια ( 25 s ανά πλήρες run στον κόμβο Standard_D8ds_v4) και σύγκλιση τιμολογήσεων μικρότερη του 0.05% μεταξύ 5 10^6 και 10^7 μονοπατιών. Συνεπώς, η παραγωγική ρύθμιση N = 2 10^6 της εργασίας προσφέρει ικανοποιητικό συμβιβασμό ακρίβειας-κόστους, ενώ η εισαγωγή Spark partitions θα προσέθετε κόστος σειριοποίησης μεγαλύτερο από το όφελος.</w:t>
       </w:r>
     </w:p>
     <w:p>
@@ -4878,7 +5015,7 @@
     </w:p>
     <w:p>
       <w:r>
-        <w:t>Συγκεντρώνονται εδώ όλες οι ποσοτικές παράμετροι των πειραμάτων του Κεφαλαίου 9, ώστε τα αποτελέσματα να είναι πλήρως αναπαραγώγιμα. Όλες οι τιμές προέρχονται απευθείας από τις πραγματικές σταθερές του αποθετηρίου (databricks/src/transforms/simulation.py, databricks/src/utils/simulation_helpers.py, databricks/jobs/mc_vs_actual_test.ipynb).</w:t>
+        <w:t>Συγκεντρώνονται εδώ όλες οι ποσοτικές παράμετροι των πειραμάτων του Κεφαλαίου 9, ώστε τα αποτελέσματα να είναι πλήρως αναπαραγώγιμα. Όλες οι τιμές προέρχονται απευθείας από τις πραγματικές σταθερές του αποθετηρίου (databricks/ src/ transforms/ simulation.py, databricks/ src/ utils/ simulation_helpers.py, databricks/ jobs/ mc_vs_actual_test.ipynb). Ο πλήρης κώδικας της εφαρμογής και των notebooks είναι δημόσια διαθέσιμος στο GitHub: https://github.com/sl1789/pub-python-repo.</w:t>
       </w:r>
     </w:p>
     <w:tbl>
@@ -5453,7 +5590,7 @@
           </w:tcPr>
           <w:p>
             <w:r>
-              <w:t>multifractal_empirical</w:t>
+              <w:t>multifractal_ empirical</w:t>
             </w:r>
           </w:p>
         </w:tc>
@@ -5485,7 +5622,7 @@
           </w:tcPr>
           <w:p>
             <w:r>
-              <w:t>block_bootstrap</w:t>
+              <w:t>block_ bootstrap</w:t>
             </w:r>
           </w:p>
         </w:tc>
@@ -5495,7 +5632,7 @@
           </w:tcPr>
           <w:p>
             <w:r>
-              <w:t>block_mean_len</w:t>
+              <w:t>block_ mean_len</w:t>
             </w:r>
           </w:p>
         </w:tc>
@@ -5767,7 +5904,7 @@
           </w:tcPr>
           <w:p>
             <w:r>
-              <w:t>SIMULATION_METHODS</w:t>
+              <w:t>SIMULATION_ METHODS</w:t>
             </w:r>
           </w:p>
         </w:tc>
@@ -5777,7 +5914,7 @@
           </w:tcPr>
           <w:p>
             <w:r>
-              <w:t>{historical, window, window_10d, window_20d, student_t, black_scholes, multifractal, multifractal_empirical, block_bootstrap, fhs, fhs_rn, analogue}</w:t>
+              <w:t>{historical, window, window_10d, window_20d, student_t, black_scholes, multifractal, multifractal_ empirical, block_ bootstrap, fhs, fhs_rn, analogue}</w:t>
             </w:r>
           </w:p>
         </w:tc>
@@ -5789,7 +5926,7 @@
           </w:tcPr>
           <w:p>
             <w:r>
-              <w:t>RISK_NEUTRAL_METHODS</w:t>
+              <w:t>RISK_ NEUTRAL_ METHODS</w:t>
             </w:r>
           </w:p>
         </w:tc>
@@ -5799,7 +5936,7 @@
           </w:tcPr>
           <w:p>
             <w:r>
-              <w:t>{black_scholes, multifractal, multifractal_empirical, fhs_rn}</w:t>
+              <w:t>{black_scholes, multifractal, multifractal_ empirical, fhs_rn}</w:t>
             </w:r>
           </w:p>
         </w:tc>
@@ -6080,19 +6217,6 @@
         </w:tc>
       </w:tr>
     </w:tbl>
-    <w:p>
-      <w:pPr>
-        <w:pStyle w:val="Heading1"/>
-      </w:pPr>
-      <w:r>
-        <w:t>Παράρτημα Β: Επιπλέον γραφήματα</w:t>
-      </w:r>
-    </w:p>
-    <w:p>
-      <w:r>
-        <w:t>Τα κεντρικά διαγνωστικά γραφήματα της εργασίας ενσωματώνονται στο Κεφάλαιο 9 (Σχήματα , , , , ) και προέρχονται απευθείας από τον φάκελο databricks/docs/. Οι παρακάτω συμπληρωματικές εξαγωγές δεδομένων υπάρχουν στο αποθετήριο και μπορούν να αναπαραχθούν τοπικά από τα αντίστοιχα Databricks notebooks· διατίθενται ως Parquet στο ADLS Gen2 και ως αναλυτικά γραφήματα μέσα στα notebooks.</w:t>
-      </w:r>
-    </w:p>
     <w:tbl>
       <w:tblPr>
         <w:tblStyle w:val="LightGrid-Accent1"/>
@@ -6143,7 +6267,7 @@
           </w:tcPr>
           <w:p>
             <w:r>
-              <w:t>mc_vs_actual_test</w:t>
+              <w:t>mc_vs_ actual_test</w:t>
             </w:r>
           </w:p>
         </w:tc>
@@ -6175,7 +6299,7 @@
           </w:tcPr>
           <w:p>
             <w:r>
-              <w:t>mc_vs_actual_test</w:t>
+              <w:t>mc_vs_ actual_test</w:t>
             </w:r>
           </w:p>
         </w:tc>
@@ -6185,7 +6309,7 @@
           </w:tcPr>
           <w:p>
             <w:r>
-              <w:t>mc_vs_actual_atm</w:t>
+              <w:t>mc_vs_ actual_atm</w:t>
             </w:r>
           </w:p>
         </w:tc>
@@ -6207,7 +6331,7 @@
           </w:tcPr>
           <w:p>
             <w:r>
-              <w:t>mc_vs_actual_test</w:t>
+              <w:t>mc_vs_ actual_test</w:t>
             </w:r>
           </w:p>
         </w:tc>
@@ -6217,7 +6341,7 @@
           </w:tcPr>
           <w:p>
             <w:r>
-              <w:t>emc_comparison</w:t>
+              <w:t>emc_ comparison</w:t>
             </w:r>
           </w:p>
         </w:tc>
@@ -6227,7 +6351,7 @@
           </w:tcPr>
           <w:p>
             <w:r>
-              <w:t>MAPE πριν/μετά EMC, για historical, window, block_bootstrap</w:t>
+              <w:t>MAPE πριν/μετά EMC, για historical, window, block_ bootstrap</w:t>
             </w:r>
           </w:p>
         </w:tc>
@@ -6239,7 +6363,7 @@
           </w:tcPr>
           <w:p>
             <w:r>
-              <w:t>mc_vs_actual_test</w:t>
+              <w:t>mc_vs_ actual_test</w:t>
             </w:r>
           </w:p>
         </w:tc>
@@ -6249,7 +6373,7 @@
           </w:tcPr>
           <w:p>
             <w:r>
-              <w:t>block_length_sweep</w:t>
+              <w:t>block_ length_sweep</w:t>
             </w:r>
           </w:p>
         </w:tc>
@@ -6259,7 +6383,7 @@
           </w:tcPr>
           <w:p>
             <w:r>
-              <w:t>MAPE ως συνάρτηση block_mean_len</w:t>
+              <w:t>MAPE ως συνάρτηση block_ mean_len</w:t>
             </w:r>
           </w:p>
         </w:tc>
@@ -6271,7 +6395,7 @@
           </w:tcPr>
           <w:p>
             <w:r>
-              <w:t>mc_vs_actual_test</w:t>
+              <w:t>mc_vs_ actual_test</w:t>
             </w:r>
           </w:p>
         </w:tc>
@@ -6323,7 +6447,7 @@
           </w:tcPr>
           <w:p>
             <w:r>
-              <w:t>χρόνος εκτέλεσης και σύγκλιση ανά RUN_SCALES</w:t>
+              <w:t>χρόνος εκτέλεσης και σύγκλιση ανά RUN_ SCALES</w:t>
             </w:r>
           </w:p>
         </w:tc>
@@ -6335,7 +6459,7 @@
           </w:tcPr>
           <w:p>
             <w:r>
-              <w:t>monte_carlo_simulation</w:t>
+              <w:t>monte_carlo_ simulation</w:t>
             </w:r>
           </w:p>
         </w:tc>
@@ -6367,7 +6491,7 @@
           </w:tcPr>
           <w:p>
             <w:r>
-              <w:t>yfinance_pipeline</w:t>
+              <w:t>yfinance_ pipeline</w:t>
             </w:r>
           </w:p>
         </w:tc>
@@ -6377,7 +6501,7 @@
           </w:tcPr>
           <w:p>
             <w:r>
-              <w:t>default.yfinance_historical_data</w:t>
+              <w:t>default. yfinance_ historical_ data</w:t>
             </w:r>
           </w:p>
         </w:tc>
@@ -6399,7 +6523,7 @@
           </w:tcPr>
           <w:p>
             <w:r>
-              <w:t>options_data_pipeline</w:t>
+              <w:t>options_ data_pipeline</w:t>
             </w:r>
           </w:p>
         </w:tc>
@@ -6409,7 +6533,7 @@
           </w:tcPr>
           <w:p>
             <w:r>
-              <w:t>default.actual_option_prices</w:t>
+              <w:t>default. actual_ option_prices</w:t>
             </w:r>
           </w:p>
         </w:tc>
@@ -6425,6 +6549,19 @@
         </w:tc>
       </w:tr>
     </w:tbl>
+    <w:p>
+      <w:pPr>
+        <w:pStyle w:val="Heading1"/>
+      </w:pPr>
+      <w:r>
+        <w:t>Παράρτημα Β: Επιπλέον γραφήματα</w:t>
+      </w:r>
+    </w:p>
+    <w:p>
+      <w:r>
+        <w:t>Τα κεντρικά διαγνωστικά γραφήματα της εργασίας ενσωματώνονται στο Κεφάλαιο 9 (Σχήματα , , , , ) και προέρχονται απευθείας από τον φάκελο databricks/docs/. Οι συμπληρωματικές εξαγωγές δεδομένων που τα τροφοδοτούν τεκμηριώνονται στον Πίνακα του Παραρτήματος Α· διατίθενται ως Parquet στο ADLS Gen2 και μπορούν να αναπαραχθούν τοπικά από τα αντίστοιχα Databricks notebooks, με αναλυτικά γραφήματα μέσα στα notebooks.</w:t>
+      </w:r>
+    </w:p>
     <w:p>
       <w:r>
         <w:t>Πρόσθετες διαστάσεις σύγκρισης. Πέρα από τις συγκεντρωτικές αναλύσεις του Κεφαλαίου 9, τα παραπάνω datasets υποστηρίζουν την παραγωγή των ακόλουθων κατηγοριών συμπληρωματικών γραφημάτων χωρίς αλλαγή κώδικα — αρκεί η εκ νέου εκτέλεση των αντίστοιχων κελιών του mc_vs_actual_test.ipynb με εναλλαγή του pivot:</w:t>
@@ -7439,6 +7576,11 @@
       </w:r>
     </w:p>
     <w:p>
+      <w:r>
+        <w:t>Βιβλιογραφία</w:t>
+      </w:r>
+    </w:p>
+    <w:p>
       <w:pPr>
         <w:pStyle w:val="Heading1"/>
       </w:pPr>
@@ -7463,7 +7605,7 @@
     </w:p>
     <w:p>
       <w:r>
-        <w:t>Coleman, R., Ghattamaneni, S., Logan, M. and Labouseur, A. G. Computational finance with map-reduce in Scala. Proceedings of the 22nd Euromicro International Conference on Parallel, Distributed and Network-Based Processing (PDP).</w:t>
+        <w:t>Coleman, R., Ghattamaneni, S., Logan, M. and Labouseur, A. G. (2014). Computational finance with map-reduce in Scala. Proceedings of the 22nd Euromicro International Conference on Parallel, Distributed and Network-Based Processing (PDP).</w:t>
       </w:r>
     </w:p>
     <w:p>
@@ -7483,7 +7625,7 @@
     </w:p>
     <w:p>
       <w:r>
-        <w:t>Gavrilov, M., Anguelov, D., Indyk, P. and Motwani, R. Mining the stock market: which measure is best?. Proceedings of the 6th ACM SIGKDD International Conference on Knowledge Discovery and Data Mining (KDD), Stanford University.</w:t>
+        <w:t>Gavrilov, M., Anguelov, D., Indyk, P. and Motwani, R. (2000). Mining the stock market: which measure is best?. Proceedings of the 6th ACM SIGKDD International Conference on Knowledge Discovery and Data Mining (KDD), Stanford University.</w:t>
       </w:r>
     </w:p>
     <w:p>
@@ -7493,6 +7635,11 @@
     </w:p>
     <w:p>
       <w:r>
+        <w:t>Hull, J. C. (2021). Options, Futures, and Other Derivatives, 11th edition. Pearson Education, New York, NY.</w:t>
+      </w:r>
+    </w:p>
+    <w:p>
+      <w:r>
         <w:t>Jiang, T. (2004). The limiting distributions of eigenvalues of sample correlation matrices. Sankhyā: The Indian Journal of Statistics, 66(1), 35–48.</w:t>
       </w:r>
     </w:p>
@@ -7503,6 +7650,11 @@
     </w:p>
     <w:p>
       <w:r>
+        <w:t>Mandelbrot, B. B. and Hudson, R. L. (2004). The (Mis)Behavior of Markets: A Fractal View of Risk, Ruin, and Reward. Basic Books, New York.</w:t>
+      </w:r>
+    </w:p>
+    <w:p>
+      <w:r>
         <w:t>Merton, R. C. (1973). Theory of rational option pricing. Bell Journal of Economics and Management Science, 4(1), 141–183.</w:t>
       </w:r>
     </w:p>
@@ -7513,7 +7665,7 @@
     </w:p>
     <w:p>
       <w:r>
-        <w:t>Moldovan, D., Moca, M. and Rusu, R. Analysis and design insights for an e-finance platform using parallel processing. Conference proceedings (ACA-31), Babe-Bolyai University, Cluj-Napoca.</w:t>
+        <w:t>Moldovan, D., Moca, M. and Rusu, R. (2012). Analysis and design insights for an e-finance platform using parallel processing. Conference proceedings (ACA-31), Babe-Bolyai University, Cluj-Napoca.</w:t>
       </w:r>
     </w:p>
     <w:p>
